--- a/python_qa_level_labs/advanced/Python_QA_실습지도교재.docx
+++ b/python_qa_level_labs/advanced/Python_QA_실습지도교재.docx
@@ -4,7 +4,7 @@
   <w:body>
     <w:p>
       <w:pPr>
-        <w:pStyle w:val="a8"/>
+        <w:pStyle w:val="Title"/>
         <w:jc w:val="center"/>
         <w:rPr>
           <w:lang w:eastAsia="ko-KR"/>
@@ -579,7 +579,7 @@
     </w:tbl>
     <w:p>
       <w:pPr>
-        <w:pStyle w:val="1"/>
+        <w:pStyle w:val="Heading1"/>
         <w:rPr>
           <w:b w:val="0"/>
         </w:rPr>
@@ -623,133 +623,63 @@
     </w:p>
     <w:p>
       <w:pPr>
-        <w:pStyle w:val="a0"/>
-        <w:rPr>
-          <w:lang w:eastAsia="ko-KR"/>
-        </w:rPr>
-      </w:pPr>
-      <w:r>
-        <w:rPr>
-          <w:lang w:eastAsia="ko-KR"/>
-        </w:rPr>
-        <w:t xml:space="preserve">고 새 문법보다 이미 배운 기능을 QA 자동화 구조로 </w:t>
-      </w:r>
-      <w:proofErr w:type="spellStart"/>
-      <w:r>
-        <w:rPr>
-          <w:lang w:eastAsia="ko-KR"/>
-        </w:rPr>
-        <w:t>재조합하는</w:t>
-      </w:r>
-      <w:proofErr w:type="spellEnd"/>
-      <w:r>
-        <w:rPr>
-          <w:lang w:eastAsia="ko-KR"/>
-        </w:rPr>
-        <w:t xml:space="preserve"> 데 집중한다.</w:t>
+        <w:pStyle w:val="ListBullet"/>
+        <w:rPr>
+          <w:lang w:eastAsia="ko-KR"/>
+        </w:rPr>
+      </w:pPr>
+      <w:r>
+        <w:rPr>
+          <w:lang w:eastAsia="ko-KR"/>
+        </w:rPr>
+        <w:t>고 새 문법보다 이미 배운 기능을 QA 자동화 구조로 재조합하는 데 집중한다.</w:t>
       </w:r>
     </w:p>
     <w:p>
       <w:pPr>
-        <w:pStyle w:val="a0"/>
-        <w:rPr>
-          <w:lang w:eastAsia="ko-KR"/>
-        </w:rPr>
-      </w:pPr>
-      <w:r>
-        <w:rPr>
-          <w:lang w:eastAsia="ko-KR"/>
-        </w:rPr>
-        <w:t xml:space="preserve">TC 설계 → 테스트 데이터화 → 검증 함수화 → 자동 실행 → 결과 보고까지 전 과정을 </w:t>
-      </w:r>
-      <w:proofErr w:type="gramStart"/>
-      <w:r>
-        <w:rPr>
-          <w:lang w:eastAsia="ko-KR"/>
-        </w:rPr>
-        <w:t>수행 한다</w:t>
-      </w:r>
-      <w:proofErr w:type="gramEnd"/>
-      <w:r>
-        <w:rPr>
-          <w:lang w:eastAsia="ko-KR"/>
-        </w:rPr>
-        <w:t>.</w:t>
+        <w:pStyle w:val="ListBullet"/>
+        <w:rPr>
+          <w:lang w:eastAsia="ko-KR"/>
+        </w:rPr>
+      </w:pPr>
+      <w:r>
+        <w:rPr>
+          <w:lang w:eastAsia="ko-KR"/>
+        </w:rPr>
+        <w:t>TC 설계 → 테스트 데이터화 → 검증 함수화 → 자동 실행 → 결과 보고까지 전 과정을 수행 한다.</w:t>
       </w:r>
     </w:p>
     <w:p>
       <w:pPr>
-        <w:pStyle w:val="a0"/>
-        <w:rPr>
-          <w:lang w:eastAsia="ko-KR"/>
-        </w:rPr>
-      </w:pPr>
-      <w:r>
-        <w:rPr>
-          <w:lang w:eastAsia="ko-KR"/>
-        </w:rPr>
-        <w:t xml:space="preserve">코드 리뷰 시 중복, 하드코딩, </w:t>
-      </w:r>
-      <w:proofErr w:type="spellStart"/>
-      <w:r>
-        <w:rPr>
-          <w:lang w:eastAsia="ko-KR"/>
-        </w:rPr>
-        <w:t>경계값</w:t>
-      </w:r>
-      <w:proofErr w:type="spellEnd"/>
-      <w:r>
-        <w:rPr>
-          <w:lang w:eastAsia="ko-KR"/>
-        </w:rPr>
-        <w:t xml:space="preserve"> 누락, 실패 메시지 품질, 재실행 가능성을 핵심 기준으로 삼는다.</w:t>
+        <w:pStyle w:val="ListBullet"/>
+        <w:rPr>
+          <w:lang w:eastAsia="ko-KR"/>
+        </w:rPr>
+      </w:pPr>
+      <w:r>
+        <w:rPr>
+          <w:lang w:eastAsia="ko-KR"/>
+        </w:rPr>
+        <w:t>코드 리뷰 시 중복, 하드코딩, 경계값 누락, 실패 메시지 품질, 재실행 가능성을 핵심 기준으로 삼는다.</w:t>
       </w:r>
     </w:p>
     <w:p>
       <w:pPr>
-        <w:pStyle w:val="a0"/>
-        <w:rPr>
-          <w:lang w:eastAsia="ko-KR"/>
-        </w:rPr>
-      </w:pPr>
-      <w:r>
-        <w:rPr>
-          <w:lang w:eastAsia="ko-KR"/>
-        </w:rPr>
-        <w:t xml:space="preserve">개별 실습은 빠르게 완료하되, 동일 요구사항에 대해 테스트 </w:t>
-      </w:r>
-      <w:proofErr w:type="spellStart"/>
-      <w:r>
-        <w:rPr>
-          <w:lang w:eastAsia="ko-KR"/>
-        </w:rPr>
-        <w:t>커버리지를</w:t>
-      </w:r>
-      <w:proofErr w:type="spellEnd"/>
-      <w:r>
-        <w:rPr>
-          <w:lang w:eastAsia="ko-KR"/>
-        </w:rPr>
-        <w:t xml:space="preserve"> 늘리는 추가 TC를 </w:t>
-      </w:r>
-      <w:proofErr w:type="gramStart"/>
-      <w:r>
-        <w:rPr>
-          <w:lang w:eastAsia="ko-KR"/>
-        </w:rPr>
-        <w:t>설계 한다</w:t>
-      </w:r>
-      <w:proofErr w:type="gramEnd"/>
-      <w:r>
-        <w:rPr>
-          <w:lang w:eastAsia="ko-KR"/>
-        </w:rPr>
-        <w:t>.</w:t>
+        <w:pStyle w:val="ListBullet"/>
+        <w:rPr>
+          <w:lang w:eastAsia="ko-KR"/>
+        </w:rPr>
+      </w:pPr>
+      <w:r>
+        <w:rPr>
+          <w:lang w:eastAsia="ko-KR"/>
+        </w:rPr>
+        <w:t>개별 실습은 빠르게 완료하되, 동일 요구사항에 대해 테스트 커버리지를 늘리는 추가 TC를 설계 한다.</w:t>
       </w:r>
     </w:p>
     <w:p>
       <w:pPr>
-        <w:pStyle w:val="a0"/>
+        <w:pStyle w:val="ListBullet"/>
         <w:rPr>
           <w:lang w:eastAsia="ko-KR"/>
         </w:rPr>
@@ -763,7 +693,7 @@
     </w:p>
     <w:p>
       <w:pPr>
-        <w:pStyle w:val="1"/>
+        <w:pStyle w:val="Heading1"/>
       </w:pPr>
       <w:proofErr w:type="spellStart"/>
       <w:r>
@@ -1414,7 +1344,7 @@
     </w:tbl>
     <w:p>
       <w:pPr>
-        <w:pStyle w:val="1"/>
+        <w:pStyle w:val="Heading1"/>
         <w:rPr>
           <w:lang w:eastAsia="ko-KR"/>
         </w:rPr>
@@ -1438,14 +1368,12 @@
         </w:rPr>
         <w:t xml:space="preserve"> </w:t>
       </w:r>
-      <w:proofErr w:type="spellStart"/>
       <w:r>
         <w:rPr>
           <w:lang w:eastAsia="ko-KR"/>
         </w:rPr>
         <w:t>리팩터링</w:t>
       </w:r>
-      <w:proofErr w:type="spellEnd"/>
       <w:r>
         <w:rPr>
           <w:lang w:eastAsia="ko-KR"/>
@@ -1476,14 +1404,12 @@
         </w:rPr>
         <w:t>”</w:t>
       </w:r>
-      <w:proofErr w:type="spellStart"/>
       <w:r>
         <w:rPr>
           <w:lang w:eastAsia="ko-KR"/>
         </w:rPr>
         <w:t>를</w:t>
       </w:r>
-      <w:proofErr w:type="spellEnd"/>
       <w:r>
         <w:rPr>
           <w:lang w:eastAsia="ko-KR"/>
@@ -1556,7 +1482,7 @@
     </w:p>
     <w:p>
       <w:pPr>
-        <w:pStyle w:val="21"/>
+        <w:pStyle w:val="Heading2"/>
       </w:pPr>
       <w:proofErr w:type="spellStart"/>
       <w:r>
@@ -1574,7 +1500,7 @@
     </w:p>
     <w:p>
       <w:pPr>
-        <w:pStyle w:val="a0"/>
+        <w:pStyle w:val="ListBullet"/>
         <w:rPr>
           <w:lang w:eastAsia="ko-KR"/>
         </w:rPr>
@@ -1588,29 +1514,21 @@
     </w:p>
     <w:p>
       <w:pPr>
-        <w:pStyle w:val="a0"/>
-        <w:rPr>
-          <w:lang w:eastAsia="ko-KR"/>
-        </w:rPr>
-      </w:pPr>
-      <w:proofErr w:type="spellStart"/>
-      <w:r>
-        <w:rPr>
-          <w:lang w:eastAsia="ko-KR"/>
-        </w:rPr>
-        <w:t>리팩터링</w:t>
-      </w:r>
-      <w:proofErr w:type="spellEnd"/>
-      <w:r>
-        <w:rPr>
-          <w:lang w:eastAsia="ko-KR"/>
-        </w:rPr>
-        <w:t xml:space="preserve"> 전후의 동작은 동일해야 하므로 테스트가 안전망이 된다.</w:t>
+        <w:pStyle w:val="ListBullet"/>
+        <w:rPr>
+          <w:lang w:eastAsia="ko-KR"/>
+        </w:rPr>
+      </w:pPr>
+      <w:r>
+        <w:rPr>
+          <w:lang w:eastAsia="ko-KR"/>
+        </w:rPr>
+        <w:t>리팩터링 전후의 동작은 동일해야 하므로 테스트가 안전망이 된다.</w:t>
       </w:r>
     </w:p>
     <w:p>
       <w:pPr>
-        <w:pStyle w:val="a0"/>
+        <w:pStyle w:val="ListBullet"/>
         <w:rPr>
           <w:lang w:eastAsia="ko-KR"/>
         </w:rPr>
@@ -1624,7 +1542,7 @@
     </w:p>
     <w:p>
       <w:pPr>
-        <w:pStyle w:val="21"/>
+        <w:pStyle w:val="Heading2"/>
       </w:pPr>
       <w:proofErr w:type="spellStart"/>
       <w:r>
@@ -1677,7 +1595,7 @@
     </w:p>
     <w:p>
       <w:pPr>
-        <w:pStyle w:val="21"/>
+        <w:pStyle w:val="Heading2"/>
         <w:rPr>
           <w:lang w:eastAsia="ko-KR"/>
         </w:rPr>
@@ -1724,21 +1642,7 @@
         <w:rPr>
           <w:lang w:eastAsia="ko-KR"/>
         </w:rPr>
-        <w:t>2) 상수/</w:t>
-      </w:r>
-      <w:proofErr w:type="spellStart"/>
-      <w:r>
-        <w:rPr>
-          <w:lang w:eastAsia="ko-KR"/>
-        </w:rPr>
-        <w:t>설정값을</w:t>
-      </w:r>
-      <w:proofErr w:type="spellEnd"/>
-      <w:r>
-        <w:rPr>
-          <w:lang w:eastAsia="ko-KR"/>
-        </w:rPr>
-        <w:t xml:space="preserve"> 코드 상단 또는 별도 설정으로 분리한다.</w:t>
+        <w:t>2) 상수/설정값을 코드 상단 또는 별도 설정으로 분리한다.</w:t>
       </w:r>
     </w:p>
     <w:p>
@@ -1751,21 +1655,7 @@
         <w:rPr>
           <w:lang w:eastAsia="ko-KR"/>
         </w:rPr>
-        <w:t xml:space="preserve">3) </w:t>
-      </w:r>
-      <w:proofErr w:type="spellStart"/>
-      <w:r>
-        <w:rPr>
-          <w:lang w:eastAsia="ko-KR"/>
-        </w:rPr>
-        <w:t>리팩터링</w:t>
-      </w:r>
-      <w:proofErr w:type="spellEnd"/>
-      <w:r>
-        <w:rPr>
-          <w:lang w:eastAsia="ko-KR"/>
-        </w:rPr>
-        <w:t xml:space="preserve"> 전후 결과가 같은 </w:t>
+        <w:t xml:space="preserve">3) 리팩터링 전후 결과가 같은 </w:t>
       </w:r>
       <w:proofErr w:type="spellStart"/>
       <w:r>
@@ -1784,7 +1674,7 @@
     </w:p>
     <w:p>
       <w:pPr>
-        <w:pStyle w:val="21"/>
+        <w:pStyle w:val="Heading2"/>
         <w:rPr>
           <w:lang w:eastAsia="ko-KR"/>
         </w:rPr>
@@ -1864,7 +1754,7 @@
     </w:p>
     <w:p>
       <w:pPr>
-        <w:pStyle w:val="1"/>
+        <w:pStyle w:val="Heading1"/>
         <w:rPr>
           <w:lang w:eastAsia="ko-KR"/>
         </w:rPr>
@@ -1900,14 +1790,12 @@
         </w:rPr>
         <w:t xml:space="preserve">: </w:t>
       </w:r>
-      <w:proofErr w:type="spellStart"/>
       <w:r>
         <w:rPr>
           <w:lang w:eastAsia="ko-KR"/>
         </w:rPr>
         <w:t>경계값</w:t>
       </w:r>
-      <w:proofErr w:type="spellEnd"/>
       <w:r>
         <w:rPr>
           <w:lang w:eastAsia="ko-KR"/>
@@ -1958,7 +1846,7 @@
     </w:p>
     <w:p>
       <w:pPr>
-        <w:pStyle w:val="21"/>
+        <w:pStyle w:val="Heading2"/>
       </w:pPr>
       <w:proofErr w:type="spellStart"/>
       <w:r>
@@ -1976,7 +1864,7 @@
     </w:p>
     <w:p>
       <w:pPr>
-        <w:pStyle w:val="a0"/>
+        <w:pStyle w:val="ListBullet"/>
         <w:rPr>
           <w:lang w:eastAsia="ko-KR"/>
         </w:rPr>
@@ -1990,29 +1878,21 @@
     </w:p>
     <w:p>
       <w:pPr>
-        <w:pStyle w:val="a0"/>
-        <w:rPr>
-          <w:lang w:eastAsia="ko-KR"/>
-        </w:rPr>
-      </w:pPr>
-      <w:proofErr w:type="spellStart"/>
-      <w:r>
-        <w:rPr>
-          <w:lang w:eastAsia="ko-KR"/>
-        </w:rPr>
-        <w:t>경계값</w:t>
-      </w:r>
-      <w:proofErr w:type="spellEnd"/>
-      <w:r>
-        <w:rPr>
-          <w:lang w:eastAsia="ko-KR"/>
-        </w:rPr>
-        <w:t>: 허용 범위의 바로 전/경계/바로 후를 본다.</w:t>
+        <w:pStyle w:val="ListBullet"/>
+        <w:rPr>
+          <w:lang w:eastAsia="ko-KR"/>
+        </w:rPr>
+      </w:pPr>
+      <w:r>
+        <w:rPr>
+          <w:lang w:eastAsia="ko-KR"/>
+        </w:rPr>
+        <w:t>경계값: 허용 범위의 바로 전/경계/바로 후를 본다.</w:t>
       </w:r>
     </w:p>
     <w:p>
       <w:pPr>
-        <w:pStyle w:val="a0"/>
+        <w:pStyle w:val="ListBullet"/>
         <w:rPr>
           <w:lang w:eastAsia="ko-KR"/>
         </w:rPr>
@@ -2026,7 +1906,7 @@
     </w:p>
     <w:p>
       <w:pPr>
-        <w:pStyle w:val="a0"/>
+        <w:pStyle w:val="ListBullet"/>
         <w:rPr>
           <w:lang w:eastAsia="ko-KR"/>
         </w:rPr>
@@ -2040,7 +1920,7 @@
     </w:p>
     <w:p>
       <w:pPr>
-        <w:pStyle w:val="21"/>
+        <w:pStyle w:val="Heading2"/>
       </w:pPr>
       <w:proofErr w:type="spellStart"/>
       <w:r>
@@ -2082,7 +1962,7 @@
     </w:p>
     <w:p>
       <w:pPr>
-        <w:pStyle w:val="21"/>
+        <w:pStyle w:val="Heading2"/>
         <w:rPr>
           <w:lang w:eastAsia="ko-KR"/>
         </w:rPr>
@@ -2142,26 +2022,12 @@
         <w:rPr>
           <w:lang w:eastAsia="ko-KR"/>
         </w:rPr>
-        <w:t xml:space="preserve">3) 중복되는 TC를 제거하고 </w:t>
-      </w:r>
-      <w:proofErr w:type="spellStart"/>
-      <w:r>
-        <w:rPr>
-          <w:lang w:eastAsia="ko-KR"/>
-        </w:rPr>
-        <w:t>대표값을</w:t>
-      </w:r>
-      <w:proofErr w:type="spellEnd"/>
-      <w:r>
-        <w:rPr>
-          <w:lang w:eastAsia="ko-KR"/>
-        </w:rPr>
-        <w:t xml:space="preserve"> 선정한다.</w:t>
+        <w:t>3) 중복되는 TC를 제거하고 대표값을 선정한다.</w:t>
       </w:r>
     </w:p>
     <w:p>
       <w:pPr>
-        <w:pStyle w:val="21"/>
+        <w:pStyle w:val="Heading2"/>
         <w:rPr>
           <w:lang w:eastAsia="ko-KR"/>
         </w:rPr>
@@ -2228,7 +2094,7 @@
     </w:p>
     <w:p>
       <w:pPr>
-        <w:pStyle w:val="1"/>
+        <w:pStyle w:val="Heading1"/>
         <w:rPr>
           <w:lang w:eastAsia="ko-KR"/>
         </w:rPr>
@@ -2298,7 +2164,7 @@
     </w:p>
     <w:p>
       <w:pPr>
-        <w:pStyle w:val="21"/>
+        <w:pStyle w:val="Heading2"/>
       </w:pPr>
       <w:proofErr w:type="spellStart"/>
       <w:r>
@@ -2316,7 +2182,7 @@
     </w:p>
     <w:p>
       <w:pPr>
-        <w:pStyle w:val="a0"/>
+        <w:pStyle w:val="ListBullet"/>
         <w:rPr>
           <w:lang w:eastAsia="ko-KR"/>
         </w:rPr>
@@ -2330,7 +2196,7 @@
     </w:p>
     <w:p>
       <w:pPr>
-        <w:pStyle w:val="a0"/>
+        <w:pStyle w:val="ListBullet"/>
         <w:rPr>
           <w:lang w:eastAsia="ko-KR"/>
         </w:rPr>
@@ -2344,7 +2210,7 @@
     </w:p>
     <w:p>
       <w:pPr>
-        <w:pStyle w:val="a0"/>
+        <w:pStyle w:val="ListBullet"/>
       </w:pPr>
       <w:proofErr w:type="spellStart"/>
       <w:r>
@@ -2373,7 +2239,7 @@
     </w:p>
     <w:p>
       <w:pPr>
-        <w:pStyle w:val="21"/>
+        <w:pStyle w:val="Heading2"/>
       </w:pPr>
       <w:r>
         <w:t>따라하기</w:t>
@@ -2427,7 +2293,7 @@
     </w:p>
     <w:p>
       <w:pPr>
-        <w:pStyle w:val="21"/>
+        <w:pStyle w:val="Heading2"/>
         <w:rPr>
           <w:lang w:eastAsia="ko-KR"/>
         </w:rPr>
@@ -2487,40 +2353,12 @@
         <w:rPr>
           <w:lang w:eastAsia="ko-KR"/>
         </w:rPr>
-        <w:t xml:space="preserve">3) 실패 TC에서 </w:t>
-      </w:r>
-      <w:proofErr w:type="spellStart"/>
-      <w:r>
-        <w:rPr>
-          <w:lang w:eastAsia="ko-KR"/>
-        </w:rPr>
-        <w:t>실제값과</w:t>
-      </w:r>
-      <w:proofErr w:type="spellEnd"/>
-      <w:r>
-        <w:rPr>
-          <w:lang w:eastAsia="ko-KR"/>
-        </w:rPr>
-        <w:t xml:space="preserve"> </w:t>
-      </w:r>
-      <w:proofErr w:type="spellStart"/>
-      <w:r>
-        <w:rPr>
-          <w:lang w:eastAsia="ko-KR"/>
-        </w:rPr>
-        <w:t>기대값이</w:t>
-      </w:r>
-      <w:proofErr w:type="spellEnd"/>
-      <w:r>
-        <w:rPr>
-          <w:lang w:eastAsia="ko-KR"/>
-        </w:rPr>
-        <w:t xml:space="preserve"> 잘 보이도록 assert 메시지를 개선한다.</w:t>
+        <w:t>3) 실패 TC에서 실제값과 기대값이 잘 보이도록 assert 메시지를 개선한다.</w:t>
       </w:r>
     </w:p>
     <w:p>
       <w:pPr>
-        <w:pStyle w:val="21"/>
+        <w:pStyle w:val="Heading2"/>
         <w:rPr>
           <w:lang w:eastAsia="ko-KR"/>
         </w:rPr>
@@ -2587,7 +2425,7 @@
     </w:p>
     <w:p>
       <w:pPr>
-        <w:pStyle w:val="1"/>
+        <w:pStyle w:val="Heading1"/>
         <w:rPr>
           <w:lang w:eastAsia="ko-KR"/>
         </w:rPr>
@@ -2647,7 +2485,7 @@
     </w:p>
     <w:p>
       <w:pPr>
-        <w:pStyle w:val="21"/>
+        <w:pStyle w:val="Heading2"/>
       </w:pPr>
       <w:proofErr w:type="spellStart"/>
       <w:r>
@@ -2665,7 +2503,7 @@
     </w:p>
     <w:p>
       <w:pPr>
-        <w:pStyle w:val="a0"/>
+        <w:pStyle w:val="ListBullet"/>
         <w:rPr>
           <w:lang w:eastAsia="ko-KR"/>
         </w:rPr>
@@ -2679,7 +2517,7 @@
     </w:p>
     <w:p>
       <w:pPr>
-        <w:pStyle w:val="a0"/>
+        <w:pStyle w:val="ListBullet"/>
         <w:rPr>
           <w:lang w:eastAsia="ko-KR"/>
         </w:rPr>
@@ -2693,7 +2531,7 @@
     </w:p>
     <w:p>
       <w:pPr>
-        <w:pStyle w:val="a0"/>
+        <w:pStyle w:val="ListBullet"/>
         <w:rPr>
           <w:lang w:eastAsia="ko-KR"/>
         </w:rPr>
@@ -2707,7 +2545,7 @@
     </w:p>
     <w:p>
       <w:pPr>
-        <w:pStyle w:val="21"/>
+        <w:pStyle w:val="Heading2"/>
       </w:pPr>
       <w:proofErr w:type="spellStart"/>
       <w:r>
@@ -2779,7 +2617,7 @@
     </w:p>
     <w:p>
       <w:pPr>
-        <w:pStyle w:val="21"/>
+        <w:pStyle w:val="Heading2"/>
         <w:rPr>
           <w:lang w:eastAsia="ko-KR"/>
         </w:rPr>
@@ -2844,7 +2682,7 @@
     </w:p>
     <w:p>
       <w:pPr>
-        <w:pStyle w:val="21"/>
+        <w:pStyle w:val="Heading2"/>
         <w:rPr>
           <w:lang w:eastAsia="ko-KR"/>
         </w:rPr>
@@ -2872,21 +2710,7 @@
         <w:rPr>
           <w:lang w:eastAsia="ko-KR"/>
         </w:rPr>
-        <w:t>실제 자동화 파이프라인에서 “테스트가 끝났지만 결과물이 정상적으로 생성되었는가”</w:t>
-      </w:r>
-      <w:proofErr w:type="spellStart"/>
-      <w:r>
-        <w:rPr>
-          <w:lang w:eastAsia="ko-KR"/>
-        </w:rPr>
-        <w:t>를</w:t>
-      </w:r>
-      <w:proofErr w:type="spellEnd"/>
-      <w:r>
-        <w:rPr>
-          <w:lang w:eastAsia="ko-KR"/>
-        </w:rPr>
-        <w:t xml:space="preserve"> 검증하는 후처리 단계로 활용할 수 있다.</w:t>
+        <w:t>실제 자동화 파이프라인에서 “테스트가 끝났지만 결과물이 정상적으로 생성되었는가”를 검증하는 후처리 단계로 활용할 수 있다.</w:t>
       </w:r>
     </w:p>
     <w:p>
@@ -2925,7 +2749,7 @@
     </w:p>
     <w:p>
       <w:pPr>
-        <w:pStyle w:val="1"/>
+        <w:pStyle w:val="Heading1"/>
         <w:rPr>
           <w:lang w:eastAsia="ko-KR"/>
         </w:rPr>
@@ -2979,7 +2803,7 @@
     </w:p>
     <w:p>
       <w:pPr>
-        <w:pStyle w:val="21"/>
+        <w:pStyle w:val="Heading2"/>
       </w:pPr>
       <w:proofErr w:type="spellStart"/>
       <w:r>
@@ -2997,7 +2821,7 @@
     </w:p>
     <w:p>
       <w:pPr>
-        <w:pStyle w:val="a0"/>
+        <w:pStyle w:val="ListBullet"/>
         <w:rPr>
           <w:lang w:eastAsia="ko-KR"/>
         </w:rPr>
@@ -3011,35 +2835,21 @@
     </w:p>
     <w:p>
       <w:pPr>
-        <w:pStyle w:val="a0"/>
-        <w:rPr>
-          <w:lang w:eastAsia="ko-KR"/>
-        </w:rPr>
-      </w:pPr>
-      <w:r>
-        <w:rPr>
-          <w:lang w:eastAsia="ko-KR"/>
-        </w:rPr>
-        <w:t xml:space="preserve">필수 키 존재, 타입, </w:t>
-      </w:r>
-      <w:proofErr w:type="spellStart"/>
-      <w:r>
-        <w:rPr>
-          <w:lang w:eastAsia="ko-KR"/>
-        </w:rPr>
-        <w:t>허용값</w:t>
-      </w:r>
-      <w:proofErr w:type="spellEnd"/>
-      <w:r>
-        <w:rPr>
-          <w:lang w:eastAsia="ko-KR"/>
-        </w:rPr>
-        <w:t>, 상호조건을 단계적으로 검증한다.</w:t>
+        <w:pStyle w:val="ListBullet"/>
+        <w:rPr>
+          <w:lang w:eastAsia="ko-KR"/>
+        </w:rPr>
+      </w:pPr>
+      <w:r>
+        <w:rPr>
+          <w:lang w:eastAsia="ko-KR"/>
+        </w:rPr>
+        <w:t>필수 키 존재, 타입, 허용값, 상호조건을 단계적으로 검증한다.</w:t>
       </w:r>
     </w:p>
     <w:p>
       <w:pPr>
-        <w:pStyle w:val="a0"/>
+        <w:pStyle w:val="ListBullet"/>
         <w:rPr>
           <w:lang w:eastAsia="ko-KR"/>
         </w:rPr>
@@ -3067,7 +2877,7 @@
     </w:p>
     <w:p>
       <w:pPr>
-        <w:pStyle w:val="21"/>
+        <w:pStyle w:val="Heading2"/>
       </w:pPr>
       <w:proofErr w:type="spellStart"/>
       <w:r>
@@ -3125,7 +2935,7 @@
     </w:p>
     <w:p>
       <w:pPr>
-        <w:pStyle w:val="21"/>
+        <w:pStyle w:val="Heading2"/>
         <w:rPr>
           <w:lang w:eastAsia="ko-KR"/>
         </w:rPr>
@@ -3218,7 +3028,7 @@
     </w:p>
     <w:p>
       <w:pPr>
-        <w:pStyle w:val="21"/>
+        <w:pStyle w:val="Heading2"/>
         <w:rPr>
           <w:lang w:eastAsia="ko-KR"/>
         </w:rPr>
@@ -3260,21 +3070,7 @@
         <w:rPr>
           <w:lang w:eastAsia="ko-KR"/>
         </w:rPr>
-        <w:t xml:space="preserve">JSON Schema 같은 도구는 선택 확장으로 남기고, 먼저 검증 규칙이 무엇인지 코드로 </w:t>
-      </w:r>
-      <w:proofErr w:type="gramStart"/>
-      <w:r>
-        <w:rPr>
-          <w:lang w:eastAsia="ko-KR"/>
-        </w:rPr>
-        <w:t>명시 한다</w:t>
-      </w:r>
-      <w:proofErr w:type="gramEnd"/>
-      <w:r>
-        <w:rPr>
-          <w:lang w:eastAsia="ko-KR"/>
-        </w:rPr>
-        <w:t>.</w:t>
+        <w:t>JSON Schema 같은 도구는 선택 확장으로 남기고, 먼저 검증 규칙이 무엇인지 코드로 명시 한다.</w:t>
       </w:r>
     </w:p>
     <w:p>
@@ -3299,7 +3095,7 @@
     </w:p>
     <w:p>
       <w:pPr>
-        <w:pStyle w:val="1"/>
+        <w:pStyle w:val="Heading1"/>
         <w:rPr>
           <w:lang w:eastAsia="ko-KR"/>
         </w:rPr>
@@ -3377,7 +3173,7 @@
     </w:p>
     <w:p>
       <w:pPr>
-        <w:pStyle w:val="21"/>
+        <w:pStyle w:val="Heading2"/>
       </w:pPr>
       <w:proofErr w:type="spellStart"/>
       <w:r>
@@ -3395,7 +3191,7 @@
     </w:p>
     <w:p>
       <w:pPr>
-        <w:pStyle w:val="a0"/>
+        <w:pStyle w:val="ListBullet"/>
       </w:pPr>
       <w:r>
         <w:t>기계용: JSON/CSV에 tc_id, status, reason, duration을 저장한다.</w:t>
@@ -3403,35 +3199,21 @@
     </w:p>
     <w:p>
       <w:pPr>
-        <w:pStyle w:val="a0"/>
-        <w:rPr>
-          <w:lang w:eastAsia="ko-KR"/>
-        </w:rPr>
-      </w:pPr>
-      <w:r>
-        <w:rPr>
-          <w:lang w:eastAsia="ko-KR"/>
-        </w:rPr>
-        <w:t>사람용: 전체/성공/실패/</w:t>
-      </w:r>
-      <w:proofErr w:type="spellStart"/>
-      <w:r>
-        <w:rPr>
-          <w:lang w:eastAsia="ko-KR"/>
-        </w:rPr>
-        <w:t>미실행</w:t>
-      </w:r>
-      <w:proofErr w:type="spellEnd"/>
-      <w:r>
-        <w:rPr>
-          <w:lang w:eastAsia="ko-KR"/>
-        </w:rPr>
-        <w:t>, 주요 실패 사유 TOP를 요약한다.</w:t>
+        <w:pStyle w:val="ListBullet"/>
+        <w:rPr>
+          <w:lang w:eastAsia="ko-KR"/>
+        </w:rPr>
+      </w:pPr>
+      <w:r>
+        <w:rPr>
+          <w:lang w:eastAsia="ko-KR"/>
+        </w:rPr>
+        <w:t>사람용: 전체/성공/실패/미실행, 주요 실패 사유 TOP를 요약한다.</w:t>
       </w:r>
     </w:p>
     <w:p>
       <w:pPr>
-        <w:pStyle w:val="a0"/>
+        <w:pStyle w:val="ListBullet"/>
         <w:rPr>
           <w:lang w:eastAsia="ko-KR"/>
         </w:rPr>
@@ -3445,7 +3227,7 @@
     </w:p>
     <w:p>
       <w:pPr>
-        <w:pStyle w:val="21"/>
+        <w:pStyle w:val="Heading2"/>
       </w:pPr>
       <w:proofErr w:type="spellStart"/>
       <w:r>
@@ -3487,7 +3269,7 @@
     </w:p>
     <w:p>
       <w:pPr>
-        <w:pStyle w:val="21"/>
+        <w:pStyle w:val="Heading2"/>
       </w:pPr>
       <w:r>
         <w:t>실습</w:t>
@@ -3532,7 +3314,7 @@
     </w:p>
     <w:p>
       <w:pPr>
-        <w:pStyle w:val="21"/>
+        <w:pStyle w:val="Heading2"/>
         <w:rPr>
           <w:lang w:eastAsia="ko-KR"/>
         </w:rPr>
@@ -3581,21 +3363,7 @@
         <w:rPr>
           <w:lang w:eastAsia="ko-KR"/>
         </w:rPr>
-        <w:t>“PASS 9, FAIL 1”만 출력하는 보고는 부족하다. 실패 재현에 필요한 입력·</w:t>
-      </w:r>
-      <w:proofErr w:type="spellStart"/>
-      <w:r>
-        <w:rPr>
-          <w:lang w:eastAsia="ko-KR"/>
-        </w:rPr>
-        <w:t>실제값</w:t>
-      </w:r>
-      <w:proofErr w:type="spellEnd"/>
-      <w:r>
-        <w:rPr>
-          <w:lang w:eastAsia="ko-KR"/>
-        </w:rPr>
-        <w:t>·evidence를 요구한다.</w:t>
+        <w:t>“PASS 9, FAIL 1”만 출력하는 보고는 부족하다. 실패 재현에 필요한 입력·실제값·evidence를 요구한다.</w:t>
       </w:r>
     </w:p>
     <w:p>
@@ -3620,7 +3388,7 @@
     </w:p>
     <w:p>
       <w:pPr>
-        <w:pStyle w:val="1"/>
+        <w:pStyle w:val="Heading1"/>
         <w:rPr>
           <w:lang w:eastAsia="ko-KR"/>
         </w:rPr>
@@ -3686,7 +3454,7 @@
     </w:p>
     <w:p>
       <w:pPr>
-        <w:pStyle w:val="21"/>
+        <w:pStyle w:val="Heading2"/>
       </w:pPr>
       <w:proofErr w:type="spellStart"/>
       <w:r>
@@ -3704,7 +3472,7 @@
     </w:p>
     <w:p>
       <w:pPr>
-        <w:pStyle w:val="a0"/>
+        <w:pStyle w:val="ListBullet"/>
         <w:rPr>
           <w:lang w:eastAsia="ko-KR"/>
         </w:rPr>
@@ -3718,7 +3486,7 @@
     </w:p>
     <w:p>
       <w:pPr>
-        <w:pStyle w:val="a0"/>
+        <w:pStyle w:val="ListBullet"/>
         <w:rPr>
           <w:lang w:eastAsia="ko-KR"/>
         </w:rPr>
@@ -3732,7 +3500,7 @@
     </w:p>
     <w:p>
       <w:pPr>
-        <w:pStyle w:val="a0"/>
+        <w:pStyle w:val="ListBullet"/>
         <w:rPr>
           <w:lang w:eastAsia="ko-KR"/>
         </w:rPr>
@@ -3746,7 +3514,7 @@
     </w:p>
     <w:p>
       <w:pPr>
-        <w:pStyle w:val="21"/>
+        <w:pStyle w:val="Heading2"/>
       </w:pPr>
       <w:proofErr w:type="spellStart"/>
       <w:r>
@@ -3808,7 +3576,7 @@
     </w:p>
     <w:p>
       <w:pPr>
-        <w:pStyle w:val="21"/>
+        <w:pStyle w:val="Heading2"/>
         <w:rPr>
           <w:lang w:eastAsia="ko-KR"/>
         </w:rPr>
@@ -3842,21 +3610,7 @@
         <w:rPr>
           <w:lang w:eastAsia="ko-KR"/>
         </w:rPr>
-        <w:t xml:space="preserve">1) JSON에서 TC를 </w:t>
-      </w:r>
-      <w:proofErr w:type="spellStart"/>
-      <w:r>
-        <w:rPr>
-          <w:lang w:eastAsia="ko-KR"/>
-        </w:rPr>
-        <w:t>로딩한다</w:t>
-      </w:r>
-      <w:proofErr w:type="spellEnd"/>
-      <w:r>
-        <w:rPr>
-          <w:lang w:eastAsia="ko-KR"/>
-        </w:rPr>
-        <w:t>.</w:t>
+        <w:t>1) JSON에서 TC를 로딩한다.</w:t>
       </w:r>
     </w:p>
     <w:p>
@@ -3914,7 +3668,7 @@
     </w:p>
     <w:p>
       <w:pPr>
-        <w:pStyle w:val="21"/>
+        <w:pStyle w:val="Heading2"/>
         <w:rPr>
           <w:lang w:eastAsia="ko-KR"/>
         </w:rPr>
@@ -3981,7 +3735,7 @@
     </w:p>
     <w:p>
       <w:pPr>
-        <w:pStyle w:val="1"/>
+        <w:pStyle w:val="Heading1"/>
         <w:rPr>
           <w:lang w:eastAsia="ko-KR"/>
         </w:rPr>
@@ -3993,14 +3747,12 @@
         <w:lastRenderedPageBreak/>
         <w:t xml:space="preserve">7. </w:t>
       </w:r>
-      <w:proofErr w:type="spellStart"/>
       <w:r>
         <w:rPr>
           <w:lang w:eastAsia="ko-KR"/>
         </w:rPr>
         <w:t>캡스톤</w:t>
       </w:r>
-      <w:proofErr w:type="spellEnd"/>
       <w:r>
         <w:rPr>
           <w:lang w:eastAsia="ko-KR"/>
@@ -4049,7 +3801,7 @@
     </w:p>
     <w:p>
       <w:pPr>
-        <w:pStyle w:val="21"/>
+        <w:pStyle w:val="Heading2"/>
       </w:pPr>
       <w:proofErr w:type="spellStart"/>
       <w:r>
@@ -4067,7 +3819,7 @@
     </w:p>
     <w:p>
       <w:pPr>
-        <w:pStyle w:val="a0"/>
+        <w:pStyle w:val="ListBullet"/>
         <w:rPr>
           <w:lang w:eastAsia="ko-KR"/>
         </w:rPr>
@@ -4095,7 +3847,7 @@
     </w:p>
     <w:p>
       <w:pPr>
-        <w:pStyle w:val="a0"/>
+        <w:pStyle w:val="ListBullet"/>
         <w:rPr>
           <w:lang w:eastAsia="ko-KR"/>
         </w:rPr>
@@ -4109,7 +3861,7 @@
     </w:p>
     <w:p>
       <w:pPr>
-        <w:pStyle w:val="21"/>
+        <w:pStyle w:val="Heading2"/>
         <w:rPr>
           <w:lang w:eastAsia="ko-KR"/>
         </w:rPr>
@@ -4132,67 +3884,29 @@
         <w:rPr>
           <w:lang w:eastAsia="ko-KR"/>
         </w:rPr>
-        <w:t xml:space="preserve"># </w:t>
-      </w:r>
-      <w:proofErr w:type="spellStart"/>
-      <w:r>
-        <w:rPr>
-          <w:lang w:eastAsia="ko-KR"/>
-        </w:rPr>
-        <w:t>캡스톤</w:t>
-      </w:r>
-      <w:proofErr w:type="spellEnd"/>
-      <w:r>
-        <w:rPr>
-          <w:lang w:eastAsia="ko-KR"/>
-        </w:rPr>
-        <w:t xml:space="preserve"> 예시 주제</w:t>
+        <w:t># 캡스톤 예시 주제</w:t>
       </w:r>
       <w:r>
         <w:rPr>
           <w:lang w:eastAsia="ko-KR"/>
         </w:rPr>
         <w:br/>
-        <w:t xml:space="preserve">1) 로그인 정책 </w:t>
-      </w:r>
-      <w:proofErr w:type="spellStart"/>
-      <w:r>
-        <w:rPr>
-          <w:lang w:eastAsia="ko-KR"/>
-        </w:rPr>
-        <w:t>검증기</w:t>
-      </w:r>
-      <w:proofErr w:type="spellEnd"/>
+        <w:t>1) 로그인 정책 검증기</w:t>
+      </w:r>
       <w:r>
         <w:rPr>
           <w:lang w:eastAsia="ko-KR"/>
         </w:rPr>
         <w:br/>
-        <w:t xml:space="preserve">2) 파일 업로드 결과 </w:t>
-      </w:r>
-      <w:proofErr w:type="spellStart"/>
-      <w:r>
-        <w:rPr>
-          <w:lang w:eastAsia="ko-KR"/>
-        </w:rPr>
-        <w:t>검증기</w:t>
-      </w:r>
-      <w:proofErr w:type="spellEnd"/>
+        <w:t>2) 파일 업로드 결과 검증기</w:t>
+      </w:r>
       <w:r>
         <w:rPr>
           <w:lang w:eastAsia="ko-KR"/>
         </w:rPr>
         <w:br/>
-        <w:t xml:space="preserve">3) API 응답 계약 </w:t>
-      </w:r>
-      <w:proofErr w:type="spellStart"/>
-      <w:r>
-        <w:rPr>
-          <w:lang w:eastAsia="ko-KR"/>
-        </w:rPr>
-        <w:t>검증기</w:t>
-      </w:r>
-      <w:proofErr w:type="spellEnd"/>
+        <w:t>3) API 응답 계약 검증기</w:t>
+      </w:r>
       <w:r>
         <w:rPr>
           <w:lang w:eastAsia="ko-KR"/>
@@ -4210,7 +3924,7 @@
     </w:p>
     <w:p>
       <w:pPr>
-        <w:pStyle w:val="21"/>
+        <w:pStyle w:val="Heading2"/>
         <w:rPr>
           <w:lang w:eastAsia="ko-KR"/>
         </w:rPr>
@@ -4288,7 +4002,7 @@
     </w:p>
     <w:p>
       <w:pPr>
-        <w:pStyle w:val="21"/>
+        <w:pStyle w:val="Heading2"/>
         <w:rPr>
           <w:lang w:eastAsia="ko-KR"/>
         </w:rPr>
@@ -4321,7 +4035,7 @@
     </w:p>
     <w:p>
       <w:pPr>
-        <w:pStyle w:val="21"/>
+        <w:pStyle w:val="Heading2"/>
       </w:pPr>
       <w:proofErr w:type="spellStart"/>
       <w:r>
@@ -4339,7 +4053,7 @@
     </w:p>
     <w:p>
       <w:pPr>
-        <w:pStyle w:val="a0"/>
+        <w:pStyle w:val="ListBullet"/>
         <w:rPr>
           <w:lang w:eastAsia="ko-KR"/>
         </w:rPr>
@@ -4353,7 +4067,7 @@
     </w:p>
     <w:p>
       <w:pPr>
-        <w:pStyle w:val="a0"/>
+        <w:pStyle w:val="ListBullet"/>
         <w:rPr>
           <w:lang w:eastAsia="ko-KR"/>
         </w:rPr>
@@ -4381,7 +4095,7 @@
     </w:p>
     <w:p>
       <w:pPr>
-        <w:pStyle w:val="1"/>
+        <w:pStyle w:val="Heading1"/>
       </w:pPr>
       <w:r>
         <w:t xml:space="preserve">TC </w:t>
@@ -4694,17 +4408,9 @@
     </w:tbl>
     <w:p>
       <w:pPr>
-        <w:pStyle w:val="1"/>
-        <w:rPr>
-          <w:lang w:eastAsia="ko-KR"/>
-        </w:rPr>
-      </w:pPr>
-    </w:p>
-    <w:p>
-      <w:pPr>
         <w:spacing w:after="200"/>
         <w:rPr>
-          <w:rFonts w:asciiTheme="majorHAnsi" w:eastAsiaTheme="majorEastAsia" w:hAnsiTheme="majorHAnsi" w:cstheme="majorBidi"/>
+          <w:rFonts w:asciiTheme="majorHAnsi" w:eastAsia="맑은 고딕" w:hAnsiTheme="majorHAnsi" w:cstheme="majorBidi"/>
           <w:b/>
           <w:bCs/>
           <w:color w:val="A64B00"/>
@@ -4715,6 +4421,12 @@
       </w:pPr>
       <w:r>
         <w:rPr>
+          <w:rFonts w:asciiTheme="majorHAnsi" w:eastAsia="맑은 고딕" w:hAnsiTheme="majorHAnsi" w:cstheme="majorBidi"/>
+          <w:b/>
+          <w:bCs/>
+          <w:color w:val="A64B00"/>
+          <w:sz w:val="36"/>
+          <w:szCs w:val="28"/>
           <w:lang w:eastAsia="ko-KR"/>
         </w:rPr>
         <w:br w:type="page"/>
@@ -4722,7 +4434,7 @@
     </w:p>
     <w:p>
       <w:pPr>
-        <w:pStyle w:val="1"/>
+        <w:pStyle w:val="Heading1"/>
         <w:rPr>
           <w:lang w:eastAsia="ko-KR"/>
         </w:rPr>
@@ -5023,7 +4735,7 @@
     </w:tbl>
     <w:p>
       <w:pPr>
-        <w:pStyle w:val="1"/>
+        <w:pStyle w:val="Heading1"/>
         <w:rPr>
           <w:lang w:eastAsia="ko-KR"/>
         </w:rPr>
@@ -5098,7 +4810,7 @@
     </w:p>
     <w:p>
       <w:pPr>
-        <w:pStyle w:val="21"/>
+        <w:pStyle w:val="Heading2"/>
         <w:rPr>
           <w:lang w:eastAsia="ko-KR"/>
         </w:rPr>
@@ -5185,7 +4897,7 @@
     </w:p>
     <w:p>
       <w:pPr>
-        <w:pStyle w:val="21"/>
+        <w:pStyle w:val="Heading2"/>
         <w:rPr>
           <w:lang w:eastAsia="ko-KR"/>
         </w:rPr>
@@ -5213,21 +4925,7 @@
         <w:rPr>
           <w:lang w:eastAsia="ko-KR"/>
         </w:rPr>
-        <w:t xml:space="preserve">한 요구사항에 대해 </w:t>
-      </w:r>
-      <w:proofErr w:type="spellStart"/>
-      <w:r>
-        <w:rPr>
-          <w:lang w:eastAsia="ko-KR"/>
-        </w:rPr>
-        <w:t>경계값</w:t>
-      </w:r>
-      <w:proofErr w:type="spellEnd"/>
-      <w:r>
-        <w:rPr>
-          <w:lang w:eastAsia="ko-KR"/>
-        </w:rPr>
-        <w:t xml:space="preserve"> 4개와 Negative 3개를 설계한다.</w:t>
+        <w:t>한 요구사항에 대해 경계값 4개와 Negative 3개를 설계한다.</w:t>
       </w:r>
     </w:p>
     <w:p>
@@ -5272,7 +4970,7 @@
     </w:p>
     <w:p>
       <w:pPr>
-        <w:pStyle w:val="21"/>
+        <w:pStyle w:val="Heading2"/>
         <w:rPr>
           <w:lang w:eastAsia="ko-KR"/>
         </w:rPr>
@@ -5345,7 +5043,7 @@
     </w:p>
     <w:p>
       <w:pPr>
-        <w:pStyle w:val="21"/>
+        <w:pStyle w:val="Heading2"/>
         <w:rPr>
           <w:lang w:eastAsia="ko-KR"/>
         </w:rPr>
@@ -5418,7 +5116,7 @@
     </w:p>
     <w:p>
       <w:pPr>
-        <w:pStyle w:val="1"/>
+        <w:pStyle w:val="Heading1"/>
       </w:pPr>
       <w:proofErr w:type="spellStart"/>
       <w:r>
@@ -6089,21 +5787,7 @@
               <w:rPr>
                 <w:lang w:eastAsia="ko-KR"/>
               </w:rPr>
-              <w:t xml:space="preserve">리스트 </w:t>
-            </w:r>
-            <w:proofErr w:type="spellStart"/>
-            <w:r>
-              <w:rPr>
-                <w:lang w:eastAsia="ko-KR"/>
-              </w:rPr>
-              <w:t>컴프리헨션으로</w:t>
-            </w:r>
-            <w:proofErr w:type="spellEnd"/>
-            <w:r>
-              <w:rPr>
-                <w:lang w:eastAsia="ko-KR"/>
-              </w:rPr>
-              <w:t xml:space="preserve"> 자주 표현</w:t>
+              <w:t>리스트 컴프리헨션으로 자주 표현</w:t>
             </w:r>
           </w:p>
         </w:tc>
@@ -6111,7 +5795,7 @@
     </w:tbl>
     <w:p>
       <w:pPr>
-        <w:pStyle w:val="1"/>
+        <w:pStyle w:val="Heading1"/>
         <w:rPr>
           <w:lang w:eastAsia="ko-KR"/>
         </w:rPr>
@@ -6183,21 +5867,7 @@
         <w:rPr>
           <w:lang w:eastAsia="ko-KR"/>
         </w:rPr>
-        <w:t xml:space="preserve">□ </w:t>
-      </w:r>
-      <w:proofErr w:type="spellStart"/>
-      <w:r>
-        <w:rPr>
-          <w:lang w:eastAsia="ko-KR"/>
-        </w:rPr>
-        <w:t>경계값</w:t>
-      </w:r>
-      <w:proofErr w:type="spellEnd"/>
-      <w:r>
-        <w:rPr>
-          <w:lang w:eastAsia="ko-KR"/>
-        </w:rPr>
-        <w:t>/Negative TC가 포함되어 있는가?</w:t>
+        <w:t>□ 경계값/Negative TC가 포함되어 있는가?</w:t>
       </w:r>
     </w:p>
     <w:p>
@@ -6292,7 +5962,7 @@
 <w:ftr xmlns:wpc="http://schemas.microsoft.com/office/word/2010/wordprocessingCanvas" xmlns:cx="http://schemas.microsoft.com/office/drawing/2014/chartex" xmlns:cx1="http://schemas.microsoft.com/office/drawing/2015/9/8/chartex" xmlns:cx2="http://schemas.microsoft.com/office/drawing/2015/10/21/chartex" xmlns:cx3="http://schemas.microsoft.com/office/drawing/2016/5/9/chartex" xmlns:cx4="http://schemas.microsoft.com/office/drawing/2016/5/10/chartex" xmlns:cx5="http://schemas.microsoft.com/office/drawing/2016/5/11/chartex" xmlns:cx6="http://schemas.microsoft.com/office/drawing/2016/5/12/chartex" xmlns:cx7="http://schemas.microsoft.com/office/drawing/2016/5/13/chartex" xmlns:cx8="http://schemas.microsoft.com/office/drawing/2016/5/14/chartex" xmlns:mc="http://schemas.openxmlformats.org/markup-compatibility/2006" xmlns:aink="http://schemas.microsoft.com/office/drawing/2016/ink" xmlns:am3d="http://schemas.microsoft.com/office/drawing/2017/model3d" xmlns:o="urn:schemas-microsoft-com:office:office" xmlns:oel="http://schemas.microsoft.com/office/2019/extlst" xmlns:r="http://schemas.openxmlformats.org/officeDocument/2006/relationships" xmlns:m="http://schemas.openxmlformats.org/officeDocument/2006/math" xmlns:v="urn:schemas-microsoft-com:vml" xmlns:wp14="http://schemas.microsoft.com/office/word/2010/wordprocessingDrawing" xmlns:wp="http://schemas.openxmlformats.org/drawingml/2006/wordprocessingDrawing" xmlns:w10="urn:schemas-microsoft-com:office:word" xmlns:w="http://schemas.openxmlformats.org/wordprocessingml/2006/main" xmlns:w14="http://schemas.microsoft.com/office/word/2010/wordml" xmlns:w15="http://schemas.microsoft.com/office/word/2012/wordml" xmlns:w16cex="http://schemas.microsoft.com/office/word/2018/wordml/cex" xmlns:w16cid="http://schemas.microsoft.com/office/word/2016/wordml/cid" xmlns:w16="http://schemas.microsoft.com/office/word/2018/wordml" xmlns:w16du="http://schemas.microsoft.com/office/word/2023/wordml/word16du" xmlns:w16sdtdh="http://schemas.microsoft.com/office/word/2020/wordml/sdtdatahash" xmlns:w16sdtfl="http://schemas.microsoft.com/office/word/2024/wordml/sdtformatlock" xmlns:w16se="http://schemas.microsoft.com/office/word/2015/wordml/symex" xmlns:wpg="http://schemas.microsoft.com/office/word/2010/wordprocessingGroup" xmlns:wpi="http://schemas.microsoft.com/office/word/2010/wordprocessingInk" xmlns:wne="http://schemas.microsoft.com/office/word/2006/wordml" xmlns:wps="http://schemas.microsoft.com/office/word/2010/wordprocessingShape" mc:Ignorable="w14 w15 w16se w16cid w16 w16cex w16sdtdh w16sdtfl w16du wp14">
   <w:p>
     <w:pPr>
-      <w:pStyle w:val="a6"/>
+      <w:pStyle w:val="Footer"/>
       <w:jc w:val="center"/>
     </w:pPr>
     <w:r>
@@ -6388,7 +6058,7 @@
     <w:lvl w:ilvl="0">
       <w:start w:val="1"/>
       <w:numFmt w:val="decimal"/>
-      <w:pStyle w:val="3"/>
+      <w:pStyle w:val="ListNumber3"/>
       <w:lvlText w:val="%1."/>
       <w:lvlJc w:val="left"/>
       <w:pPr>
@@ -6406,7 +6076,7 @@
     <w:lvl w:ilvl="0">
       <w:start w:val="1"/>
       <w:numFmt w:val="decimal"/>
-      <w:pStyle w:val="2"/>
+      <w:pStyle w:val="ListNumber2"/>
       <w:lvlText w:val="%1."/>
       <w:lvlJc w:val="left"/>
       <w:pPr>
@@ -6444,7 +6114,7 @@
     <w:lvl w:ilvl="0">
       <w:start w:val="1"/>
       <w:numFmt w:val="bullet"/>
-      <w:pStyle w:val="30"/>
+      <w:pStyle w:val="ListBullet3"/>
       <w:lvlText w:val=""/>
       <w:lvlJc w:val="left"/>
       <w:pPr>
@@ -6465,7 +6135,7 @@
     <w:lvl w:ilvl="0">
       <w:start w:val="1"/>
       <w:numFmt w:val="bullet"/>
-      <w:pStyle w:val="20"/>
+      <w:pStyle w:val="ListBullet2"/>
       <w:lvlText w:val=""/>
       <w:lvlJc w:val="left"/>
       <w:pPr>
@@ -6486,7 +6156,7 @@
     <w:lvl w:ilvl="0">
       <w:start w:val="1"/>
       <w:numFmt w:val="decimal"/>
-      <w:pStyle w:val="a"/>
+      <w:pStyle w:val="ListNumber"/>
       <w:lvlText w:val="%1."/>
       <w:lvlJc w:val="left"/>
       <w:pPr>
@@ -6504,7 +6174,7 @@
     <w:lvl w:ilvl="0">
       <w:start w:val="1"/>
       <w:numFmt w:val="bullet"/>
-      <w:pStyle w:val="a0"/>
+      <w:pStyle w:val="ListBullet"/>
       <w:lvlText w:val=""/>
       <w:lvlJc w:val="left"/>
       <w:pPr>
@@ -6934,7 +6604,7 @@
     <w:lsdException w:name="Unresolved Mention" w:semiHidden="1" w:unhideWhenUsed="1"/>
     <w:lsdException w:name="Smart Link" w:semiHidden="1" w:unhideWhenUsed="1"/>
   </w:latentStyles>
-  <w:style w:type="paragraph" w:default="1" w:styleId="a1">
+  <w:style w:type="paragraph" w:default="1" w:styleId="Normal">
     <w:name w:val="Normal"/>
     <w:qFormat/>
     <w:rsid w:val="00FC693F"/>
@@ -6946,11 +6616,11 @@
       <w:sz w:val="20"/>
     </w:rPr>
   </w:style>
-  <w:style w:type="paragraph" w:styleId="1">
+  <w:style w:type="paragraph" w:styleId="Heading1">
     <w:name w:val="heading 1"/>
-    <w:basedOn w:val="a1"/>
-    <w:next w:val="a1"/>
-    <w:link w:val="1Char"/>
+    <w:basedOn w:val="Normal"/>
+    <w:next w:val="Normal"/>
+    <w:link w:val="Heading1Char"/>
     <w:uiPriority w:val="9"/>
     <w:qFormat/>
     <w:rsid w:val="00FC693F"/>
@@ -6969,11 +6639,11 @@
       <w:szCs w:val="28"/>
     </w:rPr>
   </w:style>
-  <w:style w:type="paragraph" w:styleId="21">
+  <w:style w:type="paragraph" w:styleId="Heading2">
     <w:name w:val="heading 2"/>
-    <w:basedOn w:val="a1"/>
-    <w:next w:val="a1"/>
-    <w:link w:val="2Char"/>
+    <w:basedOn w:val="Normal"/>
+    <w:next w:val="Normal"/>
+    <w:link w:val="Heading2Char"/>
     <w:uiPriority w:val="9"/>
     <w:unhideWhenUsed/>
     <w:qFormat/>
@@ -6993,11 +6663,11 @@
       <w:szCs w:val="26"/>
     </w:rPr>
   </w:style>
-  <w:style w:type="paragraph" w:styleId="31">
+  <w:style w:type="paragraph" w:styleId="Heading3">
     <w:name w:val="heading 3"/>
-    <w:basedOn w:val="a1"/>
-    <w:next w:val="a1"/>
-    <w:link w:val="3Char"/>
+    <w:basedOn w:val="Normal"/>
+    <w:next w:val="Normal"/>
+    <w:link w:val="Heading3Char"/>
     <w:uiPriority w:val="9"/>
     <w:unhideWhenUsed/>
     <w:qFormat/>
@@ -7016,11 +6686,11 @@
       <w:sz w:val="23"/>
     </w:rPr>
   </w:style>
-  <w:style w:type="paragraph" w:styleId="4">
+  <w:style w:type="paragraph" w:styleId="Heading4">
     <w:name w:val="heading 4"/>
-    <w:basedOn w:val="a1"/>
-    <w:next w:val="a1"/>
-    <w:link w:val="4Char"/>
+    <w:basedOn w:val="Normal"/>
+    <w:next w:val="Normal"/>
+    <w:link w:val="Heading4Char"/>
     <w:uiPriority w:val="9"/>
     <w:semiHidden/>
     <w:unhideWhenUsed/>
@@ -7041,11 +6711,11 @@
       <w:color w:val="4F81BD" w:themeColor="accent1"/>
     </w:rPr>
   </w:style>
-  <w:style w:type="paragraph" w:styleId="5">
+  <w:style w:type="paragraph" w:styleId="Heading5">
     <w:name w:val="heading 5"/>
-    <w:basedOn w:val="a1"/>
-    <w:next w:val="a1"/>
-    <w:link w:val="5Char"/>
+    <w:basedOn w:val="Normal"/>
+    <w:next w:val="Normal"/>
+    <w:link w:val="Heading5Char"/>
     <w:uiPriority w:val="9"/>
     <w:semiHidden/>
     <w:unhideWhenUsed/>
@@ -7062,11 +6732,11 @@
       <w:color w:val="243F60" w:themeColor="accent1" w:themeShade="7F"/>
     </w:rPr>
   </w:style>
-  <w:style w:type="paragraph" w:styleId="6">
+  <w:style w:type="paragraph" w:styleId="Heading6">
     <w:name w:val="heading 6"/>
-    <w:basedOn w:val="a1"/>
-    <w:next w:val="a1"/>
-    <w:link w:val="6Char"/>
+    <w:basedOn w:val="Normal"/>
+    <w:next w:val="Normal"/>
+    <w:link w:val="Heading6Char"/>
     <w:uiPriority w:val="9"/>
     <w:semiHidden/>
     <w:unhideWhenUsed/>
@@ -7085,11 +6755,11 @@
       <w:color w:val="243F60" w:themeColor="accent1" w:themeShade="7F"/>
     </w:rPr>
   </w:style>
-  <w:style w:type="paragraph" w:styleId="7">
+  <w:style w:type="paragraph" w:styleId="Heading7">
     <w:name w:val="heading 7"/>
-    <w:basedOn w:val="a1"/>
-    <w:next w:val="a1"/>
-    <w:link w:val="7Char"/>
+    <w:basedOn w:val="Normal"/>
+    <w:next w:val="Normal"/>
+    <w:link w:val="Heading7Char"/>
     <w:uiPriority w:val="9"/>
     <w:semiHidden/>
     <w:unhideWhenUsed/>
@@ -7108,11 +6778,11 @@
       <w:color w:val="404040" w:themeColor="text1" w:themeTint="BF"/>
     </w:rPr>
   </w:style>
-  <w:style w:type="paragraph" w:styleId="8">
+  <w:style w:type="paragraph" w:styleId="Heading8">
     <w:name w:val="heading 8"/>
-    <w:basedOn w:val="a1"/>
-    <w:next w:val="a1"/>
-    <w:link w:val="8Char"/>
+    <w:basedOn w:val="Normal"/>
+    <w:next w:val="Normal"/>
+    <w:link w:val="Heading8Char"/>
     <w:uiPriority w:val="9"/>
     <w:semiHidden/>
     <w:unhideWhenUsed/>
@@ -7130,11 +6800,11 @@
       <w:szCs w:val="20"/>
     </w:rPr>
   </w:style>
-  <w:style w:type="paragraph" w:styleId="9">
+  <w:style w:type="paragraph" w:styleId="Heading9">
     <w:name w:val="heading 9"/>
-    <w:basedOn w:val="a1"/>
-    <w:next w:val="a1"/>
-    <w:link w:val="9Char"/>
+    <w:basedOn w:val="Normal"/>
+    <w:next w:val="Normal"/>
+    <w:link w:val="Heading9Char"/>
     <w:uiPriority w:val="9"/>
     <w:semiHidden/>
     <w:unhideWhenUsed/>
@@ -7154,13 +6824,13 @@
       <w:szCs w:val="20"/>
     </w:rPr>
   </w:style>
-  <w:style w:type="character" w:default="1" w:styleId="a2">
+  <w:style w:type="character" w:default="1" w:styleId="DefaultParagraphFont">
     <w:name w:val="Default Paragraph Font"/>
     <w:uiPriority w:val="1"/>
     <w:semiHidden/>
     <w:unhideWhenUsed/>
   </w:style>
-  <w:style w:type="table" w:default="1" w:styleId="a3">
+  <w:style w:type="table" w:default="1" w:styleId="TableNormal">
     <w:name w:val="Normal Table"/>
     <w:uiPriority w:val="99"/>
     <w:semiHidden/>
@@ -7175,16 +6845,16 @@
       </w:tblCellMar>
     </w:tblPr>
   </w:style>
-  <w:style w:type="numbering" w:default="1" w:styleId="a4">
+  <w:style w:type="numbering" w:default="1" w:styleId="NoList">
     <w:name w:val="No List"/>
     <w:uiPriority w:val="99"/>
     <w:semiHidden/>
     <w:unhideWhenUsed/>
   </w:style>
-  <w:style w:type="paragraph" w:styleId="a5">
+  <w:style w:type="paragraph" w:styleId="Header">
     <w:name w:val="header"/>
-    <w:basedOn w:val="a1"/>
-    <w:link w:val="Char"/>
+    <w:basedOn w:val="Normal"/>
+    <w:link w:val="HeaderChar"/>
     <w:uiPriority w:val="99"/>
     <w:unhideWhenUsed/>
     <w:rsid w:val="00E618BF"/>
@@ -7196,17 +6866,17 @@
       <w:spacing w:after="0" w:line="240" w:lineRule="auto"/>
     </w:pPr>
   </w:style>
-  <w:style w:type="character" w:customStyle="1" w:styleId="Char">
-    <w:name w:val="머리글 Char"/>
-    <w:basedOn w:val="a2"/>
-    <w:link w:val="a5"/>
+  <w:style w:type="character" w:customStyle="1" w:styleId="HeaderChar">
+    <w:name w:val="Header Char"/>
+    <w:basedOn w:val="DefaultParagraphFont"/>
+    <w:link w:val="Header"/>
     <w:uiPriority w:val="99"/>
     <w:rsid w:val="00E618BF"/>
   </w:style>
-  <w:style w:type="paragraph" w:styleId="a6">
+  <w:style w:type="paragraph" w:styleId="Footer">
     <w:name w:val="footer"/>
-    <w:basedOn w:val="a1"/>
-    <w:link w:val="Char0"/>
+    <w:basedOn w:val="Normal"/>
+    <w:link w:val="FooterChar"/>
     <w:uiPriority w:val="99"/>
     <w:unhideWhenUsed/>
     <w:rsid w:val="00E618BF"/>
@@ -7218,14 +6888,14 @@
       <w:spacing w:after="0" w:line="240" w:lineRule="auto"/>
     </w:pPr>
   </w:style>
-  <w:style w:type="character" w:customStyle="1" w:styleId="Char0">
-    <w:name w:val="바닥글 Char"/>
-    <w:basedOn w:val="a2"/>
-    <w:link w:val="a6"/>
+  <w:style w:type="character" w:customStyle="1" w:styleId="FooterChar">
+    <w:name w:val="Footer Char"/>
+    <w:basedOn w:val="DefaultParagraphFont"/>
+    <w:link w:val="Footer"/>
     <w:uiPriority w:val="99"/>
     <w:rsid w:val="00E618BF"/>
   </w:style>
-  <w:style w:type="paragraph" w:styleId="a7">
+  <w:style w:type="paragraph" w:styleId="NoSpacing">
     <w:name w:val="No Spacing"/>
     <w:uiPriority w:val="1"/>
     <w:qFormat/>
@@ -7234,10 +6904,10 @@
       <w:spacing w:after="0" w:line="240" w:lineRule="auto"/>
     </w:pPr>
   </w:style>
-  <w:style w:type="character" w:customStyle="1" w:styleId="1Char">
-    <w:name w:val="제목 1 Char"/>
-    <w:basedOn w:val="a2"/>
-    <w:link w:val="1"/>
+  <w:style w:type="character" w:customStyle="1" w:styleId="Heading1Char">
+    <w:name w:val="Heading 1 Char"/>
+    <w:basedOn w:val="DefaultParagraphFont"/>
+    <w:link w:val="Heading1"/>
     <w:uiPriority w:val="9"/>
     <w:rsid w:val="00FC693F"/>
     <w:rPr>
@@ -7249,10 +6919,10 @@
       <w:szCs w:val="28"/>
     </w:rPr>
   </w:style>
-  <w:style w:type="character" w:customStyle="1" w:styleId="2Char">
-    <w:name w:val="제목 2 Char"/>
-    <w:basedOn w:val="a2"/>
-    <w:link w:val="21"/>
+  <w:style w:type="character" w:customStyle="1" w:styleId="Heading2Char">
+    <w:name w:val="Heading 2 Char"/>
+    <w:basedOn w:val="DefaultParagraphFont"/>
+    <w:link w:val="Heading2"/>
     <w:uiPriority w:val="9"/>
     <w:rsid w:val="00FC693F"/>
     <w:rPr>
@@ -7264,10 +6934,10 @@
       <w:szCs w:val="26"/>
     </w:rPr>
   </w:style>
-  <w:style w:type="character" w:customStyle="1" w:styleId="3Char">
-    <w:name w:val="제목 3 Char"/>
-    <w:basedOn w:val="a2"/>
-    <w:link w:val="31"/>
+  <w:style w:type="character" w:customStyle="1" w:styleId="Heading3Char">
+    <w:name w:val="Heading 3 Char"/>
+    <w:basedOn w:val="DefaultParagraphFont"/>
+    <w:link w:val="Heading3"/>
     <w:uiPriority w:val="9"/>
     <w:rsid w:val="00FC693F"/>
     <w:rPr>
@@ -7277,11 +6947,11 @@
       <w:color w:val="4F81BD" w:themeColor="accent1"/>
     </w:rPr>
   </w:style>
-  <w:style w:type="paragraph" w:styleId="a8">
+  <w:style w:type="paragraph" w:styleId="Title">
     <w:name w:val="Title"/>
-    <w:basedOn w:val="a1"/>
-    <w:next w:val="a1"/>
-    <w:link w:val="Char1"/>
+    <w:basedOn w:val="Normal"/>
+    <w:next w:val="Normal"/>
+    <w:link w:val="TitleChar"/>
     <w:uiPriority w:val="10"/>
     <w:qFormat/>
     <w:rsid w:val="00FC693F"/>
@@ -7302,10 +6972,10 @@
       <w:szCs w:val="52"/>
     </w:rPr>
   </w:style>
-  <w:style w:type="character" w:customStyle="1" w:styleId="Char1">
-    <w:name w:val="제목 Char"/>
-    <w:basedOn w:val="a2"/>
-    <w:link w:val="a8"/>
+  <w:style w:type="character" w:customStyle="1" w:styleId="TitleChar">
+    <w:name w:val="Title Char"/>
+    <w:basedOn w:val="DefaultParagraphFont"/>
+    <w:link w:val="Title"/>
     <w:uiPriority w:val="10"/>
     <w:rsid w:val="00FC693F"/>
     <w:rPr>
@@ -7317,11 +6987,11 @@
       <w:szCs w:val="52"/>
     </w:rPr>
   </w:style>
-  <w:style w:type="paragraph" w:styleId="a9">
+  <w:style w:type="paragraph" w:styleId="Subtitle">
     <w:name w:val="Subtitle"/>
-    <w:basedOn w:val="a1"/>
-    <w:next w:val="a1"/>
-    <w:link w:val="Char2"/>
+    <w:basedOn w:val="Normal"/>
+    <w:next w:val="Normal"/>
+    <w:link w:val="SubtitleChar"/>
     <w:uiPriority w:val="11"/>
     <w:qFormat/>
     <w:rsid w:val="00FC693F"/>
@@ -7340,10 +7010,10 @@
       <w:szCs w:val="24"/>
     </w:rPr>
   </w:style>
-  <w:style w:type="character" w:customStyle="1" w:styleId="Char2">
-    <w:name w:val="부제 Char"/>
-    <w:basedOn w:val="a2"/>
-    <w:link w:val="a9"/>
+  <w:style w:type="character" w:customStyle="1" w:styleId="SubtitleChar">
+    <w:name w:val="Subtitle Char"/>
+    <w:basedOn w:val="DefaultParagraphFont"/>
+    <w:link w:val="Subtitle"/>
     <w:uiPriority w:val="11"/>
     <w:rsid w:val="00FC693F"/>
     <w:rPr>
@@ -7356,9 +7026,9 @@
       <w:szCs w:val="24"/>
     </w:rPr>
   </w:style>
-  <w:style w:type="paragraph" w:styleId="aa">
+  <w:style w:type="paragraph" w:styleId="ListParagraph">
     <w:name w:val="List Paragraph"/>
-    <w:basedOn w:val="a1"/>
+    <w:basedOn w:val="Normal"/>
     <w:uiPriority w:val="34"/>
     <w:qFormat/>
     <w:rsid w:val="00FC693F"/>
@@ -7367,10 +7037,10 @@
       <w:contextualSpacing/>
     </w:pPr>
   </w:style>
-  <w:style w:type="paragraph" w:styleId="ab">
+  <w:style w:type="paragraph" w:styleId="BodyText">
     <w:name w:val="Body Text"/>
-    <w:basedOn w:val="a1"/>
-    <w:link w:val="Char3"/>
+    <w:basedOn w:val="Normal"/>
+    <w:link w:val="BodyTextChar"/>
     <w:uiPriority w:val="99"/>
     <w:unhideWhenUsed/>
     <w:rsid w:val="00AA1D8D"/>
@@ -7378,17 +7048,17 @@
       <w:spacing w:after="120"/>
     </w:pPr>
   </w:style>
-  <w:style w:type="character" w:customStyle="1" w:styleId="Char3">
-    <w:name w:val="본문 Char"/>
-    <w:basedOn w:val="a2"/>
-    <w:link w:val="ab"/>
+  <w:style w:type="character" w:customStyle="1" w:styleId="BodyTextChar">
+    <w:name w:val="Body Text Char"/>
+    <w:basedOn w:val="DefaultParagraphFont"/>
+    <w:link w:val="BodyText"/>
     <w:uiPriority w:val="99"/>
     <w:rsid w:val="00AA1D8D"/>
   </w:style>
-  <w:style w:type="paragraph" w:styleId="22">
+  <w:style w:type="paragraph" w:styleId="BodyText2">
     <w:name w:val="Body Text 2"/>
-    <w:basedOn w:val="a1"/>
-    <w:link w:val="2Char0"/>
+    <w:basedOn w:val="Normal"/>
+    <w:link w:val="BodyText2Char"/>
     <w:uiPriority w:val="99"/>
     <w:unhideWhenUsed/>
     <w:rsid w:val="00AA1D8D"/>
@@ -7396,17 +7066,17 @@
       <w:spacing w:after="120" w:line="480" w:lineRule="auto"/>
     </w:pPr>
   </w:style>
-  <w:style w:type="character" w:customStyle="1" w:styleId="2Char0">
-    <w:name w:val="본문 2 Char"/>
-    <w:basedOn w:val="a2"/>
-    <w:link w:val="22"/>
+  <w:style w:type="character" w:customStyle="1" w:styleId="BodyText2Char">
+    <w:name w:val="Body Text 2 Char"/>
+    <w:basedOn w:val="DefaultParagraphFont"/>
+    <w:link w:val="BodyText2"/>
     <w:uiPriority w:val="99"/>
     <w:rsid w:val="00AA1D8D"/>
   </w:style>
-  <w:style w:type="paragraph" w:styleId="32">
+  <w:style w:type="paragraph" w:styleId="BodyText3">
     <w:name w:val="Body Text 3"/>
-    <w:basedOn w:val="a1"/>
-    <w:link w:val="3Char0"/>
+    <w:basedOn w:val="Normal"/>
+    <w:link w:val="BodyText3Char"/>
     <w:uiPriority w:val="99"/>
     <w:unhideWhenUsed/>
     <w:rsid w:val="00AA1D8D"/>
@@ -7418,10 +7088,10 @@
       <w:szCs w:val="16"/>
     </w:rPr>
   </w:style>
-  <w:style w:type="character" w:customStyle="1" w:styleId="3Char0">
-    <w:name w:val="본문 3 Char"/>
-    <w:basedOn w:val="a2"/>
-    <w:link w:val="32"/>
+  <w:style w:type="character" w:customStyle="1" w:styleId="BodyText3Char">
+    <w:name w:val="Body Text 3 Char"/>
+    <w:basedOn w:val="DefaultParagraphFont"/>
+    <w:link w:val="BodyText3"/>
     <w:uiPriority w:val="99"/>
     <w:rsid w:val="00AA1D8D"/>
     <w:rPr>
@@ -7429,9 +7099,9 @@
       <w:szCs w:val="16"/>
     </w:rPr>
   </w:style>
-  <w:style w:type="paragraph" w:styleId="ac">
+  <w:style w:type="paragraph" w:styleId="List">
     <w:name w:val="List"/>
-    <w:basedOn w:val="a1"/>
+    <w:basedOn w:val="Normal"/>
     <w:uiPriority w:val="99"/>
     <w:unhideWhenUsed/>
     <w:rsid w:val="00AA1D8D"/>
@@ -7440,9 +7110,9 @@
       <w:contextualSpacing/>
     </w:pPr>
   </w:style>
-  <w:style w:type="paragraph" w:styleId="23">
+  <w:style w:type="paragraph" w:styleId="List2">
     <w:name w:val="List 2"/>
-    <w:basedOn w:val="a1"/>
+    <w:basedOn w:val="Normal"/>
     <w:uiPriority w:val="99"/>
     <w:unhideWhenUsed/>
     <w:rsid w:val="00326F90"/>
@@ -7451,9 +7121,9 @@
       <w:contextualSpacing/>
     </w:pPr>
   </w:style>
-  <w:style w:type="paragraph" w:styleId="33">
+  <w:style w:type="paragraph" w:styleId="List3">
     <w:name w:val="List 3"/>
-    <w:basedOn w:val="a1"/>
+    <w:basedOn w:val="Normal"/>
     <w:uiPriority w:val="99"/>
     <w:unhideWhenUsed/>
     <w:rsid w:val="00326F90"/>
@@ -7462,9 +7132,9 @@
       <w:contextualSpacing/>
     </w:pPr>
   </w:style>
-  <w:style w:type="paragraph" w:styleId="a0">
+  <w:style w:type="paragraph" w:styleId="ListBullet">
     <w:name w:val="List Bullet"/>
-    <w:basedOn w:val="a1"/>
+    <w:basedOn w:val="Normal"/>
     <w:uiPriority w:val="99"/>
     <w:unhideWhenUsed/>
     <w:rsid w:val="00326F90"/>
@@ -7475,9 +7145,9 @@
       <w:contextualSpacing/>
     </w:pPr>
   </w:style>
-  <w:style w:type="paragraph" w:styleId="20">
+  <w:style w:type="paragraph" w:styleId="ListBullet2">
     <w:name w:val="List Bullet 2"/>
-    <w:basedOn w:val="a1"/>
+    <w:basedOn w:val="Normal"/>
     <w:uiPriority w:val="99"/>
     <w:unhideWhenUsed/>
     <w:rsid w:val="00326F90"/>
@@ -7488,9 +7158,9 @@
       <w:contextualSpacing/>
     </w:pPr>
   </w:style>
-  <w:style w:type="paragraph" w:styleId="30">
+  <w:style w:type="paragraph" w:styleId="ListBullet3">
     <w:name w:val="List Bullet 3"/>
-    <w:basedOn w:val="a1"/>
+    <w:basedOn w:val="Normal"/>
     <w:uiPriority w:val="99"/>
     <w:unhideWhenUsed/>
     <w:rsid w:val="00326F90"/>
@@ -7501,9 +7171,9 @@
       <w:contextualSpacing/>
     </w:pPr>
   </w:style>
-  <w:style w:type="paragraph" w:styleId="a">
+  <w:style w:type="paragraph" w:styleId="ListNumber">
     <w:name w:val="List Number"/>
-    <w:basedOn w:val="a1"/>
+    <w:basedOn w:val="Normal"/>
     <w:uiPriority w:val="99"/>
     <w:unhideWhenUsed/>
     <w:rsid w:val="00326F90"/>
@@ -7514,9 +7184,9 @@
       <w:contextualSpacing/>
     </w:pPr>
   </w:style>
-  <w:style w:type="paragraph" w:styleId="2">
+  <w:style w:type="paragraph" w:styleId="ListNumber2">
     <w:name w:val="List Number 2"/>
-    <w:basedOn w:val="a1"/>
+    <w:basedOn w:val="Normal"/>
     <w:uiPriority w:val="99"/>
     <w:unhideWhenUsed/>
     <w:rsid w:val="0029639D"/>
@@ -7527,9 +7197,9 @@
       <w:contextualSpacing/>
     </w:pPr>
   </w:style>
-  <w:style w:type="paragraph" w:styleId="3">
+  <w:style w:type="paragraph" w:styleId="ListNumber3">
     <w:name w:val="List Number 3"/>
-    <w:basedOn w:val="a1"/>
+    <w:basedOn w:val="Normal"/>
     <w:uiPriority w:val="99"/>
     <w:unhideWhenUsed/>
     <w:rsid w:val="0029639D"/>
@@ -7540,9 +7210,9 @@
       <w:contextualSpacing/>
     </w:pPr>
   </w:style>
-  <w:style w:type="paragraph" w:styleId="ad">
+  <w:style w:type="paragraph" w:styleId="ListContinue">
     <w:name w:val="List Continue"/>
-    <w:basedOn w:val="a1"/>
+    <w:basedOn w:val="Normal"/>
     <w:uiPriority w:val="99"/>
     <w:unhideWhenUsed/>
     <w:rsid w:val="0029639D"/>
@@ -7552,9 +7222,9 @@
       <w:contextualSpacing/>
     </w:pPr>
   </w:style>
-  <w:style w:type="paragraph" w:styleId="24">
+  <w:style w:type="paragraph" w:styleId="ListContinue2">
     <w:name w:val="List Continue 2"/>
-    <w:basedOn w:val="a1"/>
+    <w:basedOn w:val="Normal"/>
     <w:uiPriority w:val="99"/>
     <w:unhideWhenUsed/>
     <w:rsid w:val="0029639D"/>
@@ -7564,9 +7234,9 @@
       <w:contextualSpacing/>
     </w:pPr>
   </w:style>
-  <w:style w:type="paragraph" w:styleId="34">
+  <w:style w:type="paragraph" w:styleId="ListContinue3">
     <w:name w:val="List Continue 3"/>
-    <w:basedOn w:val="a1"/>
+    <w:basedOn w:val="Normal"/>
     <w:uiPriority w:val="99"/>
     <w:unhideWhenUsed/>
     <w:rsid w:val="0029639D"/>
@@ -7576,9 +7246,9 @@
       <w:contextualSpacing/>
     </w:pPr>
   </w:style>
-  <w:style w:type="paragraph" w:styleId="ae">
+  <w:style w:type="paragraph" w:styleId="MacroText">
     <w:name w:val="macro"/>
-    <w:link w:val="Char4"/>
+    <w:link w:val="MacroTextChar"/>
     <w:uiPriority w:val="99"/>
     <w:unhideWhenUsed/>
     <w:rsid w:val="0029639D"/>
@@ -7599,10 +7269,10 @@
       <w:szCs w:val="20"/>
     </w:rPr>
   </w:style>
-  <w:style w:type="character" w:customStyle="1" w:styleId="Char4">
-    <w:name w:val="매크로 텍스트 Char"/>
-    <w:basedOn w:val="a2"/>
-    <w:link w:val="ae"/>
+  <w:style w:type="character" w:customStyle="1" w:styleId="MacroTextChar">
+    <w:name w:val="Macro Text Char"/>
+    <w:basedOn w:val="DefaultParagraphFont"/>
+    <w:link w:val="MacroText"/>
     <w:uiPriority w:val="99"/>
     <w:rsid w:val="0029639D"/>
     <w:rPr>
@@ -7611,11 +7281,11 @@
       <w:szCs w:val="20"/>
     </w:rPr>
   </w:style>
-  <w:style w:type="paragraph" w:styleId="af">
+  <w:style w:type="paragraph" w:styleId="Quote">
     <w:name w:val="Quote"/>
-    <w:basedOn w:val="a1"/>
-    <w:next w:val="a1"/>
-    <w:link w:val="Char5"/>
+    <w:basedOn w:val="Normal"/>
+    <w:next w:val="Normal"/>
+    <w:link w:val="QuoteChar"/>
     <w:uiPriority w:val="29"/>
     <w:qFormat/>
     <w:rsid w:val="00FC693F"/>
@@ -7625,10 +7295,10 @@
       <w:color w:val="000000" w:themeColor="text1"/>
     </w:rPr>
   </w:style>
-  <w:style w:type="character" w:customStyle="1" w:styleId="Char5">
-    <w:name w:val="인용 Char"/>
-    <w:basedOn w:val="a2"/>
-    <w:link w:val="af"/>
+  <w:style w:type="character" w:customStyle="1" w:styleId="QuoteChar">
+    <w:name w:val="Quote Char"/>
+    <w:basedOn w:val="DefaultParagraphFont"/>
+    <w:link w:val="Quote"/>
     <w:uiPriority w:val="29"/>
     <w:rsid w:val="00FC693F"/>
     <w:rPr>
@@ -7637,10 +7307,10 @@
       <w:color w:val="000000" w:themeColor="text1"/>
     </w:rPr>
   </w:style>
-  <w:style w:type="character" w:customStyle="1" w:styleId="4Char">
-    <w:name w:val="제목 4 Char"/>
-    <w:basedOn w:val="a2"/>
-    <w:link w:val="4"/>
+  <w:style w:type="character" w:customStyle="1" w:styleId="Heading4Char">
+    <w:name w:val="Heading 4 Char"/>
+    <w:basedOn w:val="DefaultParagraphFont"/>
+    <w:link w:val="Heading4"/>
     <w:uiPriority w:val="9"/>
     <w:semiHidden/>
     <w:rsid w:val="00FC693F"/>
@@ -7653,10 +7323,10 @@
       <w:color w:val="4F81BD" w:themeColor="accent1"/>
     </w:rPr>
   </w:style>
-  <w:style w:type="character" w:customStyle="1" w:styleId="5Char">
-    <w:name w:val="제목 5 Char"/>
-    <w:basedOn w:val="a2"/>
-    <w:link w:val="5"/>
+  <w:style w:type="character" w:customStyle="1" w:styleId="Heading5Char">
+    <w:name w:val="Heading 5 Char"/>
+    <w:basedOn w:val="DefaultParagraphFont"/>
+    <w:link w:val="Heading5"/>
     <w:uiPriority w:val="9"/>
     <w:semiHidden/>
     <w:rsid w:val="00FC693F"/>
@@ -7665,10 +7335,10 @@
       <w:color w:val="243F60" w:themeColor="accent1" w:themeShade="7F"/>
     </w:rPr>
   </w:style>
-  <w:style w:type="character" w:customStyle="1" w:styleId="6Char">
-    <w:name w:val="제목 6 Char"/>
-    <w:basedOn w:val="a2"/>
-    <w:link w:val="6"/>
+  <w:style w:type="character" w:customStyle="1" w:styleId="Heading6Char">
+    <w:name w:val="Heading 6 Char"/>
+    <w:basedOn w:val="DefaultParagraphFont"/>
+    <w:link w:val="Heading6"/>
     <w:uiPriority w:val="9"/>
     <w:semiHidden/>
     <w:rsid w:val="00FC693F"/>
@@ -7679,10 +7349,10 @@
       <w:color w:val="243F60" w:themeColor="accent1" w:themeShade="7F"/>
     </w:rPr>
   </w:style>
-  <w:style w:type="character" w:customStyle="1" w:styleId="7Char">
-    <w:name w:val="제목 7 Char"/>
-    <w:basedOn w:val="a2"/>
-    <w:link w:val="7"/>
+  <w:style w:type="character" w:customStyle="1" w:styleId="Heading7Char">
+    <w:name w:val="Heading 7 Char"/>
+    <w:basedOn w:val="DefaultParagraphFont"/>
+    <w:link w:val="Heading7"/>
     <w:uiPriority w:val="9"/>
     <w:semiHidden/>
     <w:rsid w:val="00FC693F"/>
@@ -7693,10 +7363,10 @@
       <w:color w:val="404040" w:themeColor="text1" w:themeTint="BF"/>
     </w:rPr>
   </w:style>
-  <w:style w:type="character" w:customStyle="1" w:styleId="8Char">
-    <w:name w:val="제목 8 Char"/>
-    <w:basedOn w:val="a2"/>
-    <w:link w:val="8"/>
+  <w:style w:type="character" w:customStyle="1" w:styleId="Heading8Char">
+    <w:name w:val="Heading 8 Char"/>
+    <w:basedOn w:val="DefaultParagraphFont"/>
+    <w:link w:val="Heading8"/>
     <w:uiPriority w:val="9"/>
     <w:semiHidden/>
     <w:rsid w:val="00FC693F"/>
@@ -7707,10 +7377,10 @@
       <w:szCs w:val="20"/>
     </w:rPr>
   </w:style>
-  <w:style w:type="character" w:customStyle="1" w:styleId="9Char">
-    <w:name w:val="제목 9 Char"/>
-    <w:basedOn w:val="a2"/>
-    <w:link w:val="9"/>
+  <w:style w:type="character" w:customStyle="1" w:styleId="Heading9Char">
+    <w:name w:val="Heading 9 Char"/>
+    <w:basedOn w:val="DefaultParagraphFont"/>
+    <w:link w:val="Heading9"/>
     <w:uiPriority w:val="9"/>
     <w:semiHidden/>
     <w:rsid w:val="00FC693F"/>
@@ -7723,10 +7393,10 @@
       <w:szCs w:val="20"/>
     </w:rPr>
   </w:style>
-  <w:style w:type="paragraph" w:styleId="af0">
+  <w:style w:type="paragraph" w:styleId="Caption">
     <w:name w:val="caption"/>
-    <w:basedOn w:val="a1"/>
-    <w:next w:val="a1"/>
+    <w:basedOn w:val="Normal"/>
+    <w:next w:val="Normal"/>
     <w:uiPriority w:val="35"/>
     <w:semiHidden/>
     <w:unhideWhenUsed/>
@@ -7743,9 +7413,9 @@
       <w:szCs w:val="18"/>
     </w:rPr>
   </w:style>
-  <w:style w:type="character" w:styleId="af1">
+  <w:style w:type="character" w:styleId="Strong">
     <w:name w:val="Strong"/>
-    <w:basedOn w:val="a2"/>
+    <w:basedOn w:val="DefaultParagraphFont"/>
     <w:uiPriority w:val="22"/>
     <w:qFormat/>
     <w:rsid w:val="00FC693F"/>
@@ -7754,9 +7424,9 @@
       <w:bCs/>
     </w:rPr>
   </w:style>
-  <w:style w:type="character" w:styleId="af2">
+  <w:style w:type="character" w:styleId="Emphasis">
     <w:name w:val="Emphasis"/>
-    <w:basedOn w:val="a2"/>
+    <w:basedOn w:val="DefaultParagraphFont"/>
     <w:uiPriority w:val="20"/>
     <w:qFormat/>
     <w:rsid w:val="00FC693F"/>
@@ -7765,11 +7435,11 @@
       <w:iCs/>
     </w:rPr>
   </w:style>
-  <w:style w:type="paragraph" w:styleId="af3">
+  <w:style w:type="paragraph" w:styleId="IntenseQuote">
     <w:name w:val="Intense Quote"/>
-    <w:basedOn w:val="a1"/>
-    <w:next w:val="a1"/>
-    <w:link w:val="Char6"/>
+    <w:basedOn w:val="Normal"/>
+    <w:next w:val="Normal"/>
+    <w:link w:val="IntenseQuoteChar"/>
     <w:uiPriority w:val="30"/>
     <w:qFormat/>
     <w:rsid w:val="00FC693F"/>
@@ -7788,10 +7458,10 @@
       <w:color w:val="4F81BD" w:themeColor="accent1"/>
     </w:rPr>
   </w:style>
-  <w:style w:type="character" w:customStyle="1" w:styleId="Char6">
-    <w:name w:val="강한 인용 Char"/>
-    <w:basedOn w:val="a2"/>
-    <w:link w:val="af3"/>
+  <w:style w:type="character" w:customStyle="1" w:styleId="IntenseQuoteChar">
+    <w:name w:val="Intense Quote Char"/>
+    <w:basedOn w:val="DefaultParagraphFont"/>
+    <w:link w:val="IntenseQuote"/>
     <w:uiPriority w:val="30"/>
     <w:rsid w:val="00FC693F"/>
     <w:rPr>
@@ -7802,9 +7472,9 @@
       <w:color w:val="4F81BD" w:themeColor="accent1"/>
     </w:rPr>
   </w:style>
-  <w:style w:type="character" w:styleId="af4">
+  <w:style w:type="character" w:styleId="SubtleEmphasis">
     <w:name w:val="Subtle Emphasis"/>
-    <w:basedOn w:val="a2"/>
+    <w:basedOn w:val="DefaultParagraphFont"/>
     <w:uiPriority w:val="19"/>
     <w:qFormat/>
     <w:rsid w:val="00FC693F"/>
@@ -7814,9 +7484,9 @@
       <w:color w:val="808080" w:themeColor="text1" w:themeTint="7F"/>
     </w:rPr>
   </w:style>
-  <w:style w:type="character" w:styleId="af5">
+  <w:style w:type="character" w:styleId="IntenseEmphasis">
     <w:name w:val="Intense Emphasis"/>
-    <w:basedOn w:val="a2"/>
+    <w:basedOn w:val="DefaultParagraphFont"/>
     <w:uiPriority w:val="21"/>
     <w:qFormat/>
     <w:rsid w:val="00FC693F"/>
@@ -7828,9 +7498,9 @@
       <w:color w:val="4F81BD" w:themeColor="accent1"/>
     </w:rPr>
   </w:style>
-  <w:style w:type="character" w:styleId="af6">
+  <w:style w:type="character" w:styleId="SubtleReference">
     <w:name w:val="Subtle Reference"/>
-    <w:basedOn w:val="a2"/>
+    <w:basedOn w:val="DefaultParagraphFont"/>
     <w:uiPriority w:val="31"/>
     <w:qFormat/>
     <w:rsid w:val="00FC693F"/>
@@ -7840,9 +7510,9 @@
       <w:u w:val="single"/>
     </w:rPr>
   </w:style>
-  <w:style w:type="character" w:styleId="af7">
+  <w:style w:type="character" w:styleId="IntenseReference">
     <w:name w:val="Intense Reference"/>
-    <w:basedOn w:val="a2"/>
+    <w:basedOn w:val="DefaultParagraphFont"/>
     <w:uiPriority w:val="32"/>
     <w:qFormat/>
     <w:rsid w:val="00FC693F"/>
@@ -7855,9 +7525,9 @@
       <w:u w:val="single"/>
     </w:rPr>
   </w:style>
-  <w:style w:type="character" w:styleId="af8">
+  <w:style w:type="character" w:styleId="BookTitle">
     <w:name w:val="Book Title"/>
-    <w:basedOn w:val="a2"/>
+    <w:basedOn w:val="DefaultParagraphFont"/>
     <w:uiPriority w:val="33"/>
     <w:qFormat/>
     <w:rsid w:val="00FC693F"/>
@@ -7868,10 +7538,10 @@
       <w:spacing w:val="5"/>
     </w:rPr>
   </w:style>
-  <w:style w:type="paragraph" w:styleId="TOC">
+  <w:style w:type="paragraph" w:styleId="TOCHeading">
     <w:name w:val="TOC Heading"/>
-    <w:basedOn w:val="1"/>
-    <w:next w:val="a1"/>
+    <w:basedOn w:val="Heading1"/>
+    <w:next w:val="Normal"/>
     <w:uiPriority w:val="39"/>
     <w:semiHidden/>
     <w:unhideWhenUsed/>
@@ -7881,9 +7551,9 @@
       <w:outlineLvl w:val="9"/>
     </w:pPr>
   </w:style>
-  <w:style w:type="table" w:styleId="af9">
+  <w:style w:type="table" w:styleId="TableGrid">
     <w:name w:val="Table Grid"/>
-    <w:basedOn w:val="a3"/>
+    <w:basedOn w:val="TableNormal"/>
     <w:uiPriority w:val="59"/>
     <w:rsid w:val="00FC693F"/>
     <w:pPr>
@@ -7900,9 +7570,9 @@
       </w:tblBorders>
     </w:tblPr>
   </w:style>
-  <w:style w:type="table" w:styleId="afa">
+  <w:style w:type="table" w:styleId="LightShading">
     <w:name w:val="Light Shading"/>
-    <w:basedOn w:val="a3"/>
+    <w:basedOn w:val="TableNormal"/>
     <w:uiPriority w:val="60"/>
     <w:rsid w:val="00FC693F"/>
     <w:pPr>
@@ -7996,9 +7666,9 @@
       </w:tcPr>
     </w:tblStylePr>
   </w:style>
-  <w:style w:type="table" w:styleId="-1">
+  <w:style w:type="table" w:styleId="LightShading-Accent1">
     <w:name w:val="Light Shading Accent 1"/>
-    <w:basedOn w:val="a3"/>
+    <w:basedOn w:val="TableNormal"/>
     <w:uiPriority w:val="60"/>
     <w:rsid w:val="00FC693F"/>
     <w:pPr>
@@ -8092,9 +7762,9 @@
       </w:tcPr>
     </w:tblStylePr>
   </w:style>
-  <w:style w:type="table" w:styleId="-2">
+  <w:style w:type="table" w:styleId="LightShading-Accent2">
     <w:name w:val="Light Shading Accent 2"/>
-    <w:basedOn w:val="a3"/>
+    <w:basedOn w:val="TableNormal"/>
     <w:uiPriority w:val="60"/>
     <w:rsid w:val="00FC693F"/>
     <w:pPr>
@@ -8188,9 +7858,9 @@
       </w:tcPr>
     </w:tblStylePr>
   </w:style>
-  <w:style w:type="table" w:styleId="-3">
+  <w:style w:type="table" w:styleId="LightShading-Accent3">
     <w:name w:val="Light Shading Accent 3"/>
-    <w:basedOn w:val="a3"/>
+    <w:basedOn w:val="TableNormal"/>
     <w:uiPriority w:val="60"/>
     <w:rsid w:val="00FC693F"/>
     <w:pPr>
@@ -8284,9 +7954,9 @@
       </w:tcPr>
     </w:tblStylePr>
   </w:style>
-  <w:style w:type="table" w:styleId="-4">
+  <w:style w:type="table" w:styleId="LightShading-Accent4">
     <w:name w:val="Light Shading Accent 4"/>
-    <w:basedOn w:val="a3"/>
+    <w:basedOn w:val="TableNormal"/>
     <w:uiPriority w:val="60"/>
     <w:rsid w:val="00FC693F"/>
     <w:pPr>
@@ -8380,9 +8050,9 @@
       </w:tcPr>
     </w:tblStylePr>
   </w:style>
-  <w:style w:type="table" w:styleId="-5">
+  <w:style w:type="table" w:styleId="LightShading-Accent5">
     <w:name w:val="Light Shading Accent 5"/>
-    <w:basedOn w:val="a3"/>
+    <w:basedOn w:val="TableNormal"/>
     <w:uiPriority w:val="60"/>
     <w:rsid w:val="00FC693F"/>
     <w:pPr>
@@ -8476,9 +8146,9 @@
       </w:tcPr>
     </w:tblStylePr>
   </w:style>
-  <w:style w:type="table" w:styleId="-6">
+  <w:style w:type="table" w:styleId="LightShading-Accent6">
     <w:name w:val="Light Shading Accent 6"/>
-    <w:basedOn w:val="a3"/>
+    <w:basedOn w:val="TableNormal"/>
     <w:uiPriority w:val="60"/>
     <w:rsid w:val="00FC693F"/>
     <w:pPr>
@@ -8572,9 +8242,9 @@
       </w:tcPr>
     </w:tblStylePr>
   </w:style>
-  <w:style w:type="table" w:styleId="afb">
+  <w:style w:type="table" w:styleId="LightList">
     <w:name w:val="Light List"/>
-    <w:basedOn w:val="a3"/>
+    <w:basedOn w:val="TableNormal"/>
     <w:uiPriority w:val="61"/>
     <w:rsid w:val="00FC693F"/>
     <w:pPr>
@@ -8657,9 +8327,9 @@
       </w:tcPr>
     </w:tblStylePr>
   </w:style>
-  <w:style w:type="table" w:styleId="-10">
+  <w:style w:type="table" w:styleId="LightList-Accent1">
     <w:name w:val="Light List Accent 1"/>
-    <w:basedOn w:val="a3"/>
+    <w:basedOn w:val="TableNormal"/>
     <w:uiPriority w:val="61"/>
     <w:rsid w:val="00FC693F"/>
     <w:pPr>
@@ -8742,9 +8412,9 @@
       </w:tcPr>
     </w:tblStylePr>
   </w:style>
-  <w:style w:type="table" w:styleId="-20">
+  <w:style w:type="table" w:styleId="LightList-Accent2">
     <w:name w:val="Light List Accent 2"/>
-    <w:basedOn w:val="a3"/>
+    <w:basedOn w:val="TableNormal"/>
     <w:uiPriority w:val="61"/>
     <w:rsid w:val="00CB0664"/>
     <w:pPr>
@@ -8827,9 +8497,9 @@
       </w:tcPr>
     </w:tblStylePr>
   </w:style>
-  <w:style w:type="table" w:styleId="-30">
+  <w:style w:type="table" w:styleId="LightList-Accent3">
     <w:name w:val="Light List Accent 3"/>
-    <w:basedOn w:val="a3"/>
+    <w:basedOn w:val="TableNormal"/>
     <w:uiPriority w:val="61"/>
     <w:rsid w:val="00CB0664"/>
     <w:pPr>
@@ -8912,9 +8582,9 @@
       </w:tcPr>
     </w:tblStylePr>
   </w:style>
-  <w:style w:type="table" w:styleId="-40">
+  <w:style w:type="table" w:styleId="LightList-Accent4">
     <w:name w:val="Light List Accent 4"/>
-    <w:basedOn w:val="a3"/>
+    <w:basedOn w:val="TableNormal"/>
     <w:uiPriority w:val="61"/>
     <w:rsid w:val="00CB0664"/>
     <w:pPr>
@@ -8997,9 +8667,9 @@
       </w:tcPr>
     </w:tblStylePr>
   </w:style>
-  <w:style w:type="table" w:styleId="-50">
+  <w:style w:type="table" w:styleId="LightList-Accent5">
     <w:name w:val="Light List Accent 5"/>
-    <w:basedOn w:val="a3"/>
+    <w:basedOn w:val="TableNormal"/>
     <w:uiPriority w:val="61"/>
     <w:rsid w:val="00CB0664"/>
     <w:pPr>
@@ -9082,9 +8752,9 @@
       </w:tcPr>
     </w:tblStylePr>
   </w:style>
-  <w:style w:type="table" w:styleId="-60">
+  <w:style w:type="table" w:styleId="LightList-Accent6">
     <w:name w:val="Light List Accent 6"/>
-    <w:basedOn w:val="a3"/>
+    <w:basedOn w:val="TableNormal"/>
     <w:uiPriority w:val="61"/>
     <w:rsid w:val="00CB0664"/>
     <w:pPr>
@@ -9167,9 +8837,9 @@
       </w:tcPr>
     </w:tblStylePr>
   </w:style>
-  <w:style w:type="table" w:styleId="afc">
+  <w:style w:type="table" w:styleId="LightGrid">
     <w:name w:val="Light Grid"/>
-    <w:basedOn w:val="a3"/>
+    <w:basedOn w:val="TableNormal"/>
     <w:uiPriority w:val="62"/>
     <w:rsid w:val="00CB0664"/>
     <w:pPr>
@@ -9290,9 +8960,9 @@
       </w:tcPr>
     </w:tblStylePr>
   </w:style>
-  <w:style w:type="table" w:styleId="-11">
+  <w:style w:type="table" w:styleId="LightGrid-Accent1">
     <w:name w:val="Light Grid Accent 1"/>
-    <w:basedOn w:val="a3"/>
+    <w:basedOn w:val="TableNormal"/>
     <w:uiPriority w:val="62"/>
     <w:rsid w:val="00CB0664"/>
     <w:pPr>
@@ -9413,9 +9083,9 @@
       </w:tcPr>
     </w:tblStylePr>
   </w:style>
-  <w:style w:type="table" w:styleId="-21">
+  <w:style w:type="table" w:styleId="LightGrid-Accent2">
     <w:name w:val="Light Grid Accent 2"/>
-    <w:basedOn w:val="a3"/>
+    <w:basedOn w:val="TableNormal"/>
     <w:uiPriority w:val="62"/>
     <w:rsid w:val="00CB0664"/>
     <w:pPr>
@@ -9536,9 +9206,9 @@
       </w:tcPr>
     </w:tblStylePr>
   </w:style>
-  <w:style w:type="table" w:styleId="-31">
+  <w:style w:type="table" w:styleId="LightGrid-Accent3">
     <w:name w:val="Light Grid Accent 3"/>
-    <w:basedOn w:val="a3"/>
+    <w:basedOn w:val="TableNormal"/>
     <w:uiPriority w:val="62"/>
     <w:rsid w:val="00CB0664"/>
     <w:pPr>
@@ -9659,9 +9329,9 @@
       </w:tcPr>
     </w:tblStylePr>
   </w:style>
-  <w:style w:type="table" w:styleId="-41">
+  <w:style w:type="table" w:styleId="LightGrid-Accent4">
     <w:name w:val="Light Grid Accent 4"/>
-    <w:basedOn w:val="a3"/>
+    <w:basedOn w:val="TableNormal"/>
     <w:uiPriority w:val="62"/>
     <w:rsid w:val="00CB0664"/>
     <w:pPr>
@@ -9782,9 +9452,9 @@
       </w:tcPr>
     </w:tblStylePr>
   </w:style>
-  <w:style w:type="table" w:styleId="-51">
+  <w:style w:type="table" w:styleId="LightGrid-Accent5">
     <w:name w:val="Light Grid Accent 5"/>
-    <w:basedOn w:val="a3"/>
+    <w:basedOn w:val="TableNormal"/>
     <w:uiPriority w:val="62"/>
     <w:rsid w:val="00CB0664"/>
     <w:pPr>
@@ -9905,9 +9575,9 @@
       </w:tcPr>
     </w:tblStylePr>
   </w:style>
-  <w:style w:type="table" w:styleId="-61">
+  <w:style w:type="table" w:styleId="LightGrid-Accent6">
     <w:name w:val="Light Grid Accent 6"/>
-    <w:basedOn w:val="a3"/>
+    <w:basedOn w:val="TableNormal"/>
     <w:uiPriority w:val="62"/>
     <w:rsid w:val="00CB0664"/>
     <w:pPr>
@@ -10028,9 +9698,9 @@
       </w:tcPr>
     </w:tblStylePr>
   </w:style>
-  <w:style w:type="table" w:styleId="10">
+  <w:style w:type="table" w:styleId="MediumShading1">
     <w:name w:val="Medium Shading 1"/>
-    <w:basedOn w:val="a3"/>
+    <w:basedOn w:val="TableNormal"/>
     <w:uiPriority w:val="63"/>
     <w:rsid w:val="00CB0664"/>
     <w:pPr>
@@ -10127,9 +9797,9 @@
       </w:tcPr>
     </w:tblStylePr>
   </w:style>
-  <w:style w:type="table" w:styleId="1-1">
+  <w:style w:type="table" w:styleId="MediumShading1-Accent1">
     <w:name w:val="Medium Shading 1 Accent 1"/>
-    <w:basedOn w:val="a3"/>
+    <w:basedOn w:val="TableNormal"/>
     <w:uiPriority w:val="63"/>
     <w:rsid w:val="00CB0664"/>
     <w:pPr>
@@ -10226,9 +9896,9 @@
       </w:tcPr>
     </w:tblStylePr>
   </w:style>
-  <w:style w:type="table" w:styleId="1-2">
+  <w:style w:type="table" w:styleId="MediumShading1-Accent2">
     <w:name w:val="Medium Shading 1 Accent 2"/>
-    <w:basedOn w:val="a3"/>
+    <w:basedOn w:val="TableNormal"/>
     <w:uiPriority w:val="63"/>
     <w:rsid w:val="00CB0664"/>
     <w:pPr>
@@ -10325,9 +9995,9 @@
       </w:tcPr>
     </w:tblStylePr>
   </w:style>
-  <w:style w:type="table" w:styleId="1-3">
+  <w:style w:type="table" w:styleId="MediumShading1-Accent3">
     <w:name w:val="Medium Shading 1 Accent 3"/>
-    <w:basedOn w:val="a3"/>
+    <w:basedOn w:val="TableNormal"/>
     <w:uiPriority w:val="63"/>
     <w:rsid w:val="00CB0664"/>
     <w:pPr>
@@ -10424,9 +10094,9 @@
       </w:tcPr>
     </w:tblStylePr>
   </w:style>
-  <w:style w:type="table" w:styleId="1-4">
+  <w:style w:type="table" w:styleId="MediumShading1-Accent4">
     <w:name w:val="Medium Shading 1 Accent 4"/>
-    <w:basedOn w:val="a3"/>
+    <w:basedOn w:val="TableNormal"/>
     <w:uiPriority w:val="63"/>
     <w:rsid w:val="00CB0664"/>
     <w:pPr>
@@ -10523,9 +10193,9 @@
       </w:tcPr>
     </w:tblStylePr>
   </w:style>
-  <w:style w:type="table" w:styleId="1-5">
+  <w:style w:type="table" w:styleId="MediumShading1-Accent5">
     <w:name w:val="Medium Shading 1 Accent 5"/>
-    <w:basedOn w:val="a3"/>
+    <w:basedOn w:val="TableNormal"/>
     <w:uiPriority w:val="63"/>
     <w:rsid w:val="00CB0664"/>
     <w:pPr>
@@ -10622,9 +10292,9 @@
       </w:tcPr>
     </w:tblStylePr>
   </w:style>
-  <w:style w:type="table" w:styleId="1-6">
+  <w:style w:type="table" w:styleId="MediumShading1-Accent6">
     <w:name w:val="Medium Shading 1 Accent 6"/>
-    <w:basedOn w:val="a3"/>
+    <w:basedOn w:val="TableNormal"/>
     <w:uiPriority w:val="63"/>
     <w:rsid w:val="00CB0664"/>
     <w:pPr>
@@ -10721,9 +10391,9 @@
       </w:tcPr>
     </w:tblStylePr>
   </w:style>
-  <w:style w:type="table" w:styleId="25">
+  <w:style w:type="table" w:styleId="MediumShading2">
     <w:name w:val="Medium Shading 2"/>
-    <w:basedOn w:val="a3"/>
+    <w:basedOn w:val="TableNormal"/>
     <w:uiPriority w:val="64"/>
     <w:rsid w:val="00CB0664"/>
     <w:pPr>
@@ -10863,9 +10533,9 @@
       </w:tcPr>
     </w:tblStylePr>
   </w:style>
-  <w:style w:type="table" w:styleId="2-1">
+  <w:style w:type="table" w:styleId="MediumShading2-Accent1">
     <w:name w:val="Medium Shading 2 Accent 1"/>
-    <w:basedOn w:val="a3"/>
+    <w:basedOn w:val="TableNormal"/>
     <w:uiPriority w:val="64"/>
     <w:rsid w:val="00CB0664"/>
     <w:pPr>
@@ -11005,9 +10675,9 @@
       </w:tcPr>
     </w:tblStylePr>
   </w:style>
-  <w:style w:type="table" w:styleId="2-2">
+  <w:style w:type="table" w:styleId="MediumShading2-Accent2">
     <w:name w:val="Medium Shading 2 Accent 2"/>
-    <w:basedOn w:val="a3"/>
+    <w:basedOn w:val="TableNormal"/>
     <w:uiPriority w:val="64"/>
     <w:rsid w:val="00CB0664"/>
     <w:pPr>
@@ -11147,9 +10817,9 @@
       </w:tcPr>
     </w:tblStylePr>
   </w:style>
-  <w:style w:type="table" w:styleId="2-3">
+  <w:style w:type="table" w:styleId="MediumShading2-Accent3">
     <w:name w:val="Medium Shading 2 Accent 3"/>
-    <w:basedOn w:val="a3"/>
+    <w:basedOn w:val="TableNormal"/>
     <w:uiPriority w:val="64"/>
     <w:rsid w:val="00CB0664"/>
     <w:pPr>
@@ -11289,9 +10959,9 @@
       </w:tcPr>
     </w:tblStylePr>
   </w:style>
-  <w:style w:type="table" w:styleId="2-4">
+  <w:style w:type="table" w:styleId="MediumShading2-Accent4">
     <w:name w:val="Medium Shading 2 Accent 4"/>
-    <w:basedOn w:val="a3"/>
+    <w:basedOn w:val="TableNormal"/>
     <w:uiPriority w:val="64"/>
     <w:rsid w:val="00CB0664"/>
     <w:pPr>
@@ -11431,9 +11101,9 @@
       </w:tcPr>
     </w:tblStylePr>
   </w:style>
-  <w:style w:type="table" w:styleId="2-5">
+  <w:style w:type="table" w:styleId="MediumShading2-Accent5">
     <w:name w:val="Medium Shading 2 Accent 5"/>
-    <w:basedOn w:val="a3"/>
+    <w:basedOn w:val="TableNormal"/>
     <w:uiPriority w:val="64"/>
     <w:rsid w:val="00CB0664"/>
     <w:pPr>
@@ -11573,9 +11243,9 @@
       </w:tcPr>
     </w:tblStylePr>
   </w:style>
-  <w:style w:type="table" w:styleId="2-6">
+  <w:style w:type="table" w:styleId="MediumShading2-Accent6">
     <w:name w:val="Medium Shading 2 Accent 6"/>
-    <w:basedOn w:val="a3"/>
+    <w:basedOn w:val="TableNormal"/>
     <w:uiPriority w:val="64"/>
     <w:rsid w:val="00CB0664"/>
     <w:pPr>
@@ -11715,9 +11385,9 @@
       </w:tcPr>
     </w:tblStylePr>
   </w:style>
-  <w:style w:type="table" w:styleId="11">
+  <w:style w:type="table" w:styleId="MediumList1">
     <w:name w:val="Medium List 1"/>
-    <w:basedOn w:val="a3"/>
+    <w:basedOn w:val="TableNormal"/>
     <w:uiPriority w:val="65"/>
     <w:rsid w:val="00CB0664"/>
     <w:pPr>
@@ -11792,9 +11462,9 @@
       </w:tcPr>
     </w:tblStylePr>
   </w:style>
-  <w:style w:type="table" w:styleId="1-10">
+  <w:style w:type="table" w:styleId="MediumList1-Accent1">
     <w:name w:val="Medium List 1 Accent 1"/>
-    <w:basedOn w:val="a3"/>
+    <w:basedOn w:val="TableNormal"/>
     <w:uiPriority w:val="65"/>
     <w:rsid w:val="00CB0664"/>
     <w:pPr>
@@ -11869,9 +11539,9 @@
       </w:tcPr>
     </w:tblStylePr>
   </w:style>
-  <w:style w:type="table" w:styleId="1-20">
+  <w:style w:type="table" w:styleId="MediumList1-Accent2">
     <w:name w:val="Medium List 1 Accent 2"/>
-    <w:basedOn w:val="a3"/>
+    <w:basedOn w:val="TableNormal"/>
     <w:uiPriority w:val="65"/>
     <w:rsid w:val="00CB0664"/>
     <w:pPr>
@@ -11946,9 +11616,9 @@
       </w:tcPr>
     </w:tblStylePr>
   </w:style>
-  <w:style w:type="table" w:styleId="1-30">
+  <w:style w:type="table" w:styleId="MediumList1-Accent3">
     <w:name w:val="Medium List 1 Accent 3"/>
-    <w:basedOn w:val="a3"/>
+    <w:basedOn w:val="TableNormal"/>
     <w:uiPriority w:val="65"/>
     <w:rsid w:val="00CB0664"/>
     <w:pPr>
@@ -12023,9 +11693,9 @@
       </w:tcPr>
     </w:tblStylePr>
   </w:style>
-  <w:style w:type="table" w:styleId="1-40">
+  <w:style w:type="table" w:styleId="MediumList1-Accent4">
     <w:name w:val="Medium List 1 Accent 4"/>
-    <w:basedOn w:val="a3"/>
+    <w:basedOn w:val="TableNormal"/>
     <w:uiPriority w:val="65"/>
     <w:rsid w:val="00CB0664"/>
     <w:pPr>
@@ -12100,9 +11770,9 @@
       </w:tcPr>
     </w:tblStylePr>
   </w:style>
-  <w:style w:type="table" w:styleId="1-50">
+  <w:style w:type="table" w:styleId="MediumList1-Accent5">
     <w:name w:val="Medium List 1 Accent 5"/>
-    <w:basedOn w:val="a3"/>
+    <w:basedOn w:val="TableNormal"/>
     <w:uiPriority w:val="65"/>
     <w:rsid w:val="00CB0664"/>
     <w:pPr>
@@ -12177,9 +11847,9 @@
       </w:tcPr>
     </w:tblStylePr>
   </w:style>
-  <w:style w:type="table" w:styleId="1-60">
+  <w:style w:type="table" w:styleId="MediumList1-Accent6">
     <w:name w:val="Medium List 1 Accent 6"/>
-    <w:basedOn w:val="a3"/>
+    <w:basedOn w:val="TableNormal"/>
     <w:uiPriority w:val="65"/>
     <w:rsid w:val="00CB0664"/>
     <w:pPr>
@@ -12254,9 +11924,9 @@
       </w:tcPr>
     </w:tblStylePr>
   </w:style>
-  <w:style w:type="table" w:styleId="26">
+  <w:style w:type="table" w:styleId="MediumList2">
     <w:name w:val="Medium List 2"/>
-    <w:basedOn w:val="a3"/>
+    <w:basedOn w:val="TableNormal"/>
     <w:uiPriority w:val="66"/>
     <w:rsid w:val="00CB0664"/>
     <w:pPr>
@@ -12375,9 +12045,9 @@
       </w:tcPr>
     </w:tblStylePr>
   </w:style>
-  <w:style w:type="table" w:styleId="2-10">
+  <w:style w:type="table" w:styleId="MediumList2-Accent1">
     <w:name w:val="Medium List 2 Accent 1"/>
-    <w:basedOn w:val="a3"/>
+    <w:basedOn w:val="TableNormal"/>
     <w:uiPriority w:val="66"/>
     <w:rsid w:val="00CB0664"/>
     <w:pPr>
@@ -12496,9 +12166,9 @@
       </w:tcPr>
     </w:tblStylePr>
   </w:style>
-  <w:style w:type="table" w:styleId="2-20">
+  <w:style w:type="table" w:styleId="MediumList2-Accent2">
     <w:name w:val="Medium List 2 Accent 2"/>
-    <w:basedOn w:val="a3"/>
+    <w:basedOn w:val="TableNormal"/>
     <w:uiPriority w:val="66"/>
     <w:rsid w:val="00CB0664"/>
     <w:pPr>
@@ -12617,9 +12287,9 @@
       </w:tcPr>
     </w:tblStylePr>
   </w:style>
-  <w:style w:type="table" w:styleId="2-30">
+  <w:style w:type="table" w:styleId="MediumList2-Accent3">
     <w:name w:val="Medium List 2 Accent 3"/>
-    <w:basedOn w:val="a3"/>
+    <w:basedOn w:val="TableNormal"/>
     <w:uiPriority w:val="66"/>
     <w:rsid w:val="00CB0664"/>
     <w:pPr>
@@ -12738,9 +12408,9 @@
       </w:tcPr>
     </w:tblStylePr>
   </w:style>
-  <w:style w:type="table" w:styleId="2-40">
+  <w:style w:type="table" w:styleId="MediumList2-Accent4">
     <w:name w:val="Medium List 2 Accent 4"/>
-    <w:basedOn w:val="a3"/>
+    <w:basedOn w:val="TableNormal"/>
     <w:uiPriority w:val="66"/>
     <w:rsid w:val="00CB0664"/>
     <w:pPr>
@@ -12859,9 +12529,9 @@
       </w:tcPr>
     </w:tblStylePr>
   </w:style>
-  <w:style w:type="table" w:styleId="2-50">
+  <w:style w:type="table" w:styleId="MediumList2-Accent5">
     <w:name w:val="Medium List 2 Accent 5"/>
-    <w:basedOn w:val="a3"/>
+    <w:basedOn w:val="TableNormal"/>
     <w:uiPriority w:val="66"/>
     <w:rsid w:val="00CB0664"/>
     <w:pPr>
@@ -12980,9 +12650,9 @@
       </w:tcPr>
     </w:tblStylePr>
   </w:style>
-  <w:style w:type="table" w:styleId="2-60">
+  <w:style w:type="table" w:styleId="MediumList2-Accent6">
     <w:name w:val="Medium List 2 Accent 6"/>
-    <w:basedOn w:val="a3"/>
+    <w:basedOn w:val="TableNormal"/>
     <w:uiPriority w:val="66"/>
     <w:rsid w:val="00CB0664"/>
     <w:pPr>
@@ -13101,9 +12771,9 @@
       </w:tcPr>
     </w:tblStylePr>
   </w:style>
-  <w:style w:type="table" w:styleId="12">
+  <w:style w:type="table" w:styleId="MediumGrid1">
     <w:name w:val="Medium Grid 1"/>
-    <w:basedOn w:val="a3"/>
+    <w:basedOn w:val="TableNormal"/>
     <w:uiPriority w:val="67"/>
     <w:rsid w:val="00CB0664"/>
     <w:pPr>
@@ -13167,9 +12837,9 @@
       </w:tcPr>
     </w:tblStylePr>
   </w:style>
-  <w:style w:type="table" w:styleId="1-11">
+  <w:style w:type="table" w:styleId="MediumGrid1-Accent1">
     <w:name w:val="Medium Grid 1 Accent 1"/>
-    <w:basedOn w:val="a3"/>
+    <w:basedOn w:val="TableNormal"/>
     <w:uiPriority w:val="67"/>
     <w:rsid w:val="00CB0664"/>
     <w:pPr>
@@ -13233,9 +12903,9 @@
       </w:tcPr>
     </w:tblStylePr>
   </w:style>
-  <w:style w:type="table" w:styleId="1-21">
+  <w:style w:type="table" w:styleId="MediumGrid1-Accent2">
     <w:name w:val="Medium Grid 1 Accent 2"/>
-    <w:basedOn w:val="a3"/>
+    <w:basedOn w:val="TableNormal"/>
     <w:uiPriority w:val="67"/>
     <w:rsid w:val="00CB0664"/>
     <w:pPr>
@@ -13299,9 +12969,9 @@
       </w:tcPr>
     </w:tblStylePr>
   </w:style>
-  <w:style w:type="table" w:styleId="1-31">
+  <w:style w:type="table" w:styleId="MediumGrid1-Accent3">
     <w:name w:val="Medium Grid 1 Accent 3"/>
-    <w:basedOn w:val="a3"/>
+    <w:basedOn w:val="TableNormal"/>
     <w:uiPriority w:val="67"/>
     <w:rsid w:val="00CB0664"/>
     <w:pPr>
@@ -13365,9 +13035,9 @@
       </w:tcPr>
     </w:tblStylePr>
   </w:style>
-  <w:style w:type="table" w:styleId="1-41">
+  <w:style w:type="table" w:styleId="MediumGrid1-Accent4">
     <w:name w:val="Medium Grid 1 Accent 4"/>
-    <w:basedOn w:val="a3"/>
+    <w:basedOn w:val="TableNormal"/>
     <w:uiPriority w:val="67"/>
     <w:rsid w:val="00CB0664"/>
     <w:pPr>
@@ -13431,9 +13101,9 @@
       </w:tcPr>
     </w:tblStylePr>
   </w:style>
-  <w:style w:type="table" w:styleId="1-51">
+  <w:style w:type="table" w:styleId="MediumGrid1-Accent5">
     <w:name w:val="Medium Grid 1 Accent 5"/>
-    <w:basedOn w:val="a3"/>
+    <w:basedOn w:val="TableNormal"/>
     <w:uiPriority w:val="67"/>
     <w:rsid w:val="00CB0664"/>
     <w:pPr>
@@ -13497,9 +13167,9 @@
       </w:tcPr>
     </w:tblStylePr>
   </w:style>
-  <w:style w:type="table" w:styleId="1-61">
+  <w:style w:type="table" w:styleId="MediumGrid1-Accent6">
     <w:name w:val="Medium Grid 1 Accent 6"/>
-    <w:basedOn w:val="a3"/>
+    <w:basedOn w:val="TableNormal"/>
     <w:uiPriority w:val="67"/>
     <w:rsid w:val="00CB0664"/>
     <w:pPr>
@@ -13563,9 +13233,9 @@
       </w:tcPr>
     </w:tblStylePr>
   </w:style>
-  <w:style w:type="table" w:styleId="27">
+  <w:style w:type="table" w:styleId="MediumGrid2">
     <w:name w:val="Medium Grid 2"/>
-    <w:basedOn w:val="a3"/>
+    <w:basedOn w:val="TableNormal"/>
     <w:uiPriority w:val="68"/>
     <w:rsid w:val="00CB0664"/>
     <w:pPr>
@@ -13681,9 +13351,9 @@
       </w:tcPr>
     </w:tblStylePr>
   </w:style>
-  <w:style w:type="table" w:styleId="2-11">
+  <w:style w:type="table" w:styleId="MediumGrid2-Accent1">
     <w:name w:val="Medium Grid 2 Accent 1"/>
-    <w:basedOn w:val="a3"/>
+    <w:basedOn w:val="TableNormal"/>
     <w:uiPriority w:val="68"/>
     <w:rsid w:val="00CB0664"/>
     <w:pPr>
@@ -13799,9 +13469,9 @@
       </w:tcPr>
     </w:tblStylePr>
   </w:style>
-  <w:style w:type="table" w:styleId="2-21">
+  <w:style w:type="table" w:styleId="MediumGrid2-Accent2">
     <w:name w:val="Medium Grid 2 Accent 2"/>
-    <w:basedOn w:val="a3"/>
+    <w:basedOn w:val="TableNormal"/>
     <w:uiPriority w:val="68"/>
     <w:rsid w:val="00CB0664"/>
     <w:pPr>
@@ -13917,9 +13587,9 @@
       </w:tcPr>
     </w:tblStylePr>
   </w:style>
-  <w:style w:type="table" w:styleId="2-31">
+  <w:style w:type="table" w:styleId="MediumGrid2-Accent3">
     <w:name w:val="Medium Grid 2 Accent 3"/>
-    <w:basedOn w:val="a3"/>
+    <w:basedOn w:val="TableNormal"/>
     <w:uiPriority w:val="68"/>
     <w:rsid w:val="00CB0664"/>
     <w:pPr>
@@ -14035,9 +13705,9 @@
       </w:tcPr>
     </w:tblStylePr>
   </w:style>
-  <w:style w:type="table" w:styleId="2-41">
+  <w:style w:type="table" w:styleId="MediumGrid2-Accent4">
     <w:name w:val="Medium Grid 2 Accent 4"/>
-    <w:basedOn w:val="a3"/>
+    <w:basedOn w:val="TableNormal"/>
     <w:uiPriority w:val="68"/>
     <w:rsid w:val="00CB0664"/>
     <w:pPr>
@@ -14153,9 +13823,9 @@
       </w:tcPr>
     </w:tblStylePr>
   </w:style>
-  <w:style w:type="table" w:styleId="2-51">
+  <w:style w:type="table" w:styleId="MediumGrid2-Accent5">
     <w:name w:val="Medium Grid 2 Accent 5"/>
-    <w:basedOn w:val="a3"/>
+    <w:basedOn w:val="TableNormal"/>
     <w:uiPriority w:val="68"/>
     <w:rsid w:val="00CB0664"/>
     <w:pPr>
@@ -14271,9 +13941,9 @@
       </w:tcPr>
     </w:tblStylePr>
   </w:style>
-  <w:style w:type="table" w:styleId="2-61">
+  <w:style w:type="table" w:styleId="MediumGrid2-Accent6">
     <w:name w:val="Medium Grid 2 Accent 6"/>
-    <w:basedOn w:val="a3"/>
+    <w:basedOn w:val="TableNormal"/>
     <w:uiPriority w:val="68"/>
     <w:rsid w:val="00CB0664"/>
     <w:pPr>
@@ -14389,9 +14059,9 @@
       </w:tcPr>
     </w:tblStylePr>
   </w:style>
-  <w:style w:type="table" w:styleId="35">
+  <w:style w:type="table" w:styleId="MediumGrid3">
     <w:name w:val="Medium Grid 3"/>
-    <w:basedOn w:val="a3"/>
+    <w:basedOn w:val="TableNormal"/>
     <w:uiPriority w:val="69"/>
     <w:rsid w:val="00CB0664"/>
     <w:pPr>
@@ -14523,9 +14193,9 @@
       </w:tcPr>
     </w:tblStylePr>
   </w:style>
-  <w:style w:type="table" w:styleId="3-1">
+  <w:style w:type="table" w:styleId="MediumGrid3-Accent1">
     <w:name w:val="Medium Grid 3 Accent 1"/>
-    <w:basedOn w:val="a3"/>
+    <w:basedOn w:val="TableNormal"/>
     <w:uiPriority w:val="69"/>
     <w:rsid w:val="00CB0664"/>
     <w:pPr>
@@ -14657,9 +14327,9 @@
       </w:tcPr>
     </w:tblStylePr>
   </w:style>
-  <w:style w:type="table" w:styleId="3-2">
+  <w:style w:type="table" w:styleId="MediumGrid3-Accent2">
     <w:name w:val="Medium Grid 3 Accent 2"/>
-    <w:basedOn w:val="a3"/>
+    <w:basedOn w:val="TableNormal"/>
     <w:uiPriority w:val="69"/>
     <w:rsid w:val="00CB0664"/>
     <w:pPr>
@@ -14791,9 +14461,9 @@
       </w:tcPr>
     </w:tblStylePr>
   </w:style>
-  <w:style w:type="table" w:styleId="3-3">
+  <w:style w:type="table" w:styleId="MediumGrid3-Accent3">
     <w:name w:val="Medium Grid 3 Accent 3"/>
-    <w:basedOn w:val="a3"/>
+    <w:basedOn w:val="TableNormal"/>
     <w:uiPriority w:val="69"/>
     <w:rsid w:val="00CB0664"/>
     <w:pPr>
@@ -14925,9 +14595,9 @@
       </w:tcPr>
     </w:tblStylePr>
   </w:style>
-  <w:style w:type="table" w:styleId="3-4">
+  <w:style w:type="table" w:styleId="MediumGrid3-Accent4">
     <w:name w:val="Medium Grid 3 Accent 4"/>
-    <w:basedOn w:val="a3"/>
+    <w:basedOn w:val="TableNormal"/>
     <w:uiPriority w:val="69"/>
     <w:rsid w:val="00CB0664"/>
     <w:pPr>
@@ -15059,9 +14729,9 @@
       </w:tcPr>
     </w:tblStylePr>
   </w:style>
-  <w:style w:type="table" w:styleId="3-5">
+  <w:style w:type="table" w:styleId="MediumGrid3-Accent5">
     <w:name w:val="Medium Grid 3 Accent 5"/>
-    <w:basedOn w:val="a3"/>
+    <w:basedOn w:val="TableNormal"/>
     <w:uiPriority w:val="69"/>
     <w:rsid w:val="00CB0664"/>
     <w:pPr>
@@ -15193,9 +14863,9 @@
       </w:tcPr>
     </w:tblStylePr>
   </w:style>
-  <w:style w:type="table" w:styleId="3-6">
+  <w:style w:type="table" w:styleId="MediumGrid3-Accent6">
     <w:name w:val="Medium Grid 3 Accent 6"/>
-    <w:basedOn w:val="a3"/>
+    <w:basedOn w:val="TableNormal"/>
     <w:uiPriority w:val="69"/>
     <w:rsid w:val="00CB0664"/>
     <w:pPr>
@@ -15327,9 +14997,9 @@
       </w:tcPr>
     </w:tblStylePr>
   </w:style>
-  <w:style w:type="table" w:styleId="afd">
+  <w:style w:type="table" w:styleId="DarkList">
     <w:name w:val="Dark List"/>
-    <w:basedOn w:val="a3"/>
+    <w:basedOn w:val="TableNormal"/>
     <w:uiPriority w:val="70"/>
     <w:rsid w:val="00CB0664"/>
     <w:pPr>
@@ -15434,9 +15104,9 @@
       </w:tcPr>
     </w:tblStylePr>
   </w:style>
-  <w:style w:type="table" w:styleId="-12">
+  <w:style w:type="table" w:styleId="DarkList-Accent1">
     <w:name w:val="Dark List Accent 1"/>
-    <w:basedOn w:val="a3"/>
+    <w:basedOn w:val="TableNormal"/>
     <w:uiPriority w:val="70"/>
     <w:rsid w:val="00CB0664"/>
     <w:pPr>
@@ -15541,9 +15211,9 @@
       </w:tcPr>
     </w:tblStylePr>
   </w:style>
-  <w:style w:type="table" w:styleId="-22">
+  <w:style w:type="table" w:styleId="DarkList-Accent2">
     <w:name w:val="Dark List Accent 2"/>
-    <w:basedOn w:val="a3"/>
+    <w:basedOn w:val="TableNormal"/>
     <w:uiPriority w:val="70"/>
     <w:rsid w:val="00CB0664"/>
     <w:pPr>
@@ -15648,9 +15318,9 @@
       </w:tcPr>
     </w:tblStylePr>
   </w:style>
-  <w:style w:type="table" w:styleId="-32">
+  <w:style w:type="table" w:styleId="DarkList-Accent3">
     <w:name w:val="Dark List Accent 3"/>
-    <w:basedOn w:val="a3"/>
+    <w:basedOn w:val="TableNormal"/>
     <w:uiPriority w:val="70"/>
     <w:rsid w:val="00CB0664"/>
     <w:pPr>
@@ -15755,9 +15425,9 @@
       </w:tcPr>
     </w:tblStylePr>
   </w:style>
-  <w:style w:type="table" w:styleId="-42">
+  <w:style w:type="table" w:styleId="DarkList-Accent4">
     <w:name w:val="Dark List Accent 4"/>
-    <w:basedOn w:val="a3"/>
+    <w:basedOn w:val="TableNormal"/>
     <w:uiPriority w:val="70"/>
     <w:rsid w:val="00CB0664"/>
     <w:pPr>
@@ -15862,9 +15532,9 @@
       </w:tcPr>
     </w:tblStylePr>
   </w:style>
-  <w:style w:type="table" w:styleId="-52">
+  <w:style w:type="table" w:styleId="DarkList-Accent5">
     <w:name w:val="Dark List Accent 5"/>
-    <w:basedOn w:val="a3"/>
+    <w:basedOn w:val="TableNormal"/>
     <w:uiPriority w:val="70"/>
     <w:rsid w:val="00CB0664"/>
     <w:pPr>
@@ -15969,9 +15639,9 @@
       </w:tcPr>
     </w:tblStylePr>
   </w:style>
-  <w:style w:type="table" w:styleId="-62">
+  <w:style w:type="table" w:styleId="DarkList-Accent6">
     <w:name w:val="Dark List Accent 6"/>
-    <w:basedOn w:val="a3"/>
+    <w:basedOn w:val="TableNormal"/>
     <w:uiPriority w:val="70"/>
     <w:rsid w:val="00CB0664"/>
     <w:pPr>
@@ -16076,9 +15746,9 @@
       </w:tcPr>
     </w:tblStylePr>
   </w:style>
-  <w:style w:type="table" w:styleId="afe">
+  <w:style w:type="table" w:styleId="ColorfulShading">
     <w:name w:val="Colorful Shading"/>
-    <w:basedOn w:val="a3"/>
+    <w:basedOn w:val="TableNormal"/>
     <w:uiPriority w:val="71"/>
     <w:rsid w:val="00CB0664"/>
     <w:pPr>
@@ -16191,9 +15861,9 @@
       </w:rPr>
     </w:tblStylePr>
   </w:style>
-  <w:style w:type="table" w:styleId="-13">
+  <w:style w:type="table" w:styleId="ColorfulShading-Accent1">
     <w:name w:val="Colorful Shading Accent 1"/>
-    <w:basedOn w:val="a3"/>
+    <w:basedOn w:val="TableNormal"/>
     <w:uiPriority w:val="71"/>
     <w:rsid w:val="00CB0664"/>
     <w:pPr>
@@ -16306,9 +15976,9 @@
       </w:rPr>
     </w:tblStylePr>
   </w:style>
-  <w:style w:type="table" w:styleId="-23">
+  <w:style w:type="table" w:styleId="ColorfulShading-Accent2">
     <w:name w:val="Colorful Shading Accent 2"/>
-    <w:basedOn w:val="a3"/>
+    <w:basedOn w:val="TableNormal"/>
     <w:uiPriority w:val="71"/>
     <w:rsid w:val="00CB0664"/>
     <w:pPr>
@@ -16421,9 +16091,9 @@
       </w:rPr>
     </w:tblStylePr>
   </w:style>
-  <w:style w:type="table" w:styleId="-33">
+  <w:style w:type="table" w:styleId="ColorfulShading-Accent3">
     <w:name w:val="Colorful Shading Accent 3"/>
-    <w:basedOn w:val="a3"/>
+    <w:basedOn w:val="TableNormal"/>
     <w:uiPriority w:val="71"/>
     <w:rsid w:val="00CB0664"/>
     <w:pPr>
@@ -16526,9 +16196,9 @@
       </w:tcPr>
     </w:tblStylePr>
   </w:style>
-  <w:style w:type="table" w:styleId="-43">
+  <w:style w:type="table" w:styleId="ColorfulShading-Accent4">
     <w:name w:val="Colorful Shading Accent 4"/>
-    <w:basedOn w:val="a3"/>
+    <w:basedOn w:val="TableNormal"/>
     <w:uiPriority w:val="71"/>
     <w:rsid w:val="00CB0664"/>
     <w:pPr>
@@ -16641,9 +16311,9 @@
       </w:rPr>
     </w:tblStylePr>
   </w:style>
-  <w:style w:type="table" w:styleId="-53">
+  <w:style w:type="table" w:styleId="ColorfulShading-Accent5">
     <w:name w:val="Colorful Shading Accent 5"/>
-    <w:basedOn w:val="a3"/>
+    <w:basedOn w:val="TableNormal"/>
     <w:uiPriority w:val="71"/>
     <w:rsid w:val="00CB0664"/>
     <w:pPr>
@@ -16756,9 +16426,9 @@
       </w:rPr>
     </w:tblStylePr>
   </w:style>
-  <w:style w:type="table" w:styleId="-63">
+  <w:style w:type="table" w:styleId="ColorfulShading-Accent6">
     <w:name w:val="Colorful Shading Accent 6"/>
-    <w:basedOn w:val="a3"/>
+    <w:basedOn w:val="TableNormal"/>
     <w:uiPriority w:val="71"/>
     <w:rsid w:val="00CB0664"/>
     <w:pPr>
@@ -16871,9 +16541,9 @@
       </w:rPr>
     </w:tblStylePr>
   </w:style>
-  <w:style w:type="table" w:styleId="aff">
+  <w:style w:type="table" w:styleId="ColorfulList">
     <w:name w:val="Colorful List"/>
-    <w:basedOn w:val="a3"/>
+    <w:basedOn w:val="TableNormal"/>
     <w:uiPriority w:val="72"/>
     <w:rsid w:val="00CB0664"/>
     <w:pPr>
@@ -16950,9 +16620,9 @@
       </w:tcPr>
     </w:tblStylePr>
   </w:style>
-  <w:style w:type="table" w:styleId="-14">
+  <w:style w:type="table" w:styleId="ColorfulList-Accent1">
     <w:name w:val="Colorful List Accent 1"/>
-    <w:basedOn w:val="a3"/>
+    <w:basedOn w:val="TableNormal"/>
     <w:uiPriority w:val="72"/>
     <w:rsid w:val="00CB0664"/>
     <w:pPr>
@@ -17029,9 +16699,9 @@
       </w:tcPr>
     </w:tblStylePr>
   </w:style>
-  <w:style w:type="table" w:styleId="-24">
+  <w:style w:type="table" w:styleId="ColorfulList-Accent2">
     <w:name w:val="Colorful List Accent 2"/>
-    <w:basedOn w:val="a3"/>
+    <w:basedOn w:val="TableNormal"/>
     <w:uiPriority w:val="72"/>
     <w:rsid w:val="00CB0664"/>
     <w:pPr>
@@ -17108,9 +16778,9 @@
       </w:tcPr>
     </w:tblStylePr>
   </w:style>
-  <w:style w:type="table" w:styleId="-34">
+  <w:style w:type="table" w:styleId="ColorfulList-Accent3">
     <w:name w:val="Colorful List Accent 3"/>
-    <w:basedOn w:val="a3"/>
+    <w:basedOn w:val="TableNormal"/>
     <w:uiPriority w:val="72"/>
     <w:rsid w:val="00CB0664"/>
     <w:pPr>
@@ -17187,9 +16857,9 @@
       </w:tcPr>
     </w:tblStylePr>
   </w:style>
-  <w:style w:type="table" w:styleId="-44">
+  <w:style w:type="table" w:styleId="ColorfulList-Accent4">
     <w:name w:val="Colorful List Accent 4"/>
-    <w:basedOn w:val="a3"/>
+    <w:basedOn w:val="TableNormal"/>
     <w:uiPriority w:val="72"/>
     <w:rsid w:val="00CB0664"/>
     <w:pPr>
@@ -17266,9 +16936,9 @@
       </w:tcPr>
     </w:tblStylePr>
   </w:style>
-  <w:style w:type="table" w:styleId="-54">
+  <w:style w:type="table" w:styleId="ColorfulList-Accent5">
     <w:name w:val="Colorful List Accent 5"/>
-    <w:basedOn w:val="a3"/>
+    <w:basedOn w:val="TableNormal"/>
     <w:uiPriority w:val="72"/>
     <w:rsid w:val="00CB0664"/>
     <w:pPr>
@@ -17345,9 +17015,9 @@
       </w:tcPr>
     </w:tblStylePr>
   </w:style>
-  <w:style w:type="table" w:styleId="-64">
+  <w:style w:type="table" w:styleId="ColorfulList-Accent6">
     <w:name w:val="Colorful List Accent 6"/>
-    <w:basedOn w:val="a3"/>
+    <w:basedOn w:val="TableNormal"/>
     <w:uiPriority w:val="72"/>
     <w:rsid w:val="00CB0664"/>
     <w:pPr>
@@ -17424,9 +17094,9 @@
       </w:tcPr>
     </w:tblStylePr>
   </w:style>
-  <w:style w:type="table" w:styleId="aff0">
+  <w:style w:type="table" w:styleId="ColorfulGrid">
     <w:name w:val="Colorful Grid"/>
-    <w:basedOn w:val="a3"/>
+    <w:basedOn w:val="TableNormal"/>
     <w:uiPriority w:val="73"/>
     <w:rsid w:val="00CB0664"/>
     <w:pPr>
@@ -17497,9 +17167,9 @@
       </w:tcPr>
     </w:tblStylePr>
   </w:style>
-  <w:style w:type="table" w:styleId="-15">
+  <w:style w:type="table" w:styleId="ColorfulGrid-Accent1">
     <w:name w:val="Colorful Grid Accent 1"/>
-    <w:basedOn w:val="a3"/>
+    <w:basedOn w:val="TableNormal"/>
     <w:uiPriority w:val="73"/>
     <w:rsid w:val="00CB0664"/>
     <w:pPr>
@@ -17570,9 +17240,9 @@
       </w:tcPr>
     </w:tblStylePr>
   </w:style>
-  <w:style w:type="table" w:styleId="-25">
+  <w:style w:type="table" w:styleId="ColorfulGrid-Accent2">
     <w:name w:val="Colorful Grid Accent 2"/>
-    <w:basedOn w:val="a3"/>
+    <w:basedOn w:val="TableNormal"/>
     <w:uiPriority w:val="73"/>
     <w:rsid w:val="00CB0664"/>
     <w:pPr>
@@ -17643,9 +17313,9 @@
       </w:tcPr>
     </w:tblStylePr>
   </w:style>
-  <w:style w:type="table" w:styleId="-35">
+  <w:style w:type="table" w:styleId="ColorfulGrid-Accent3">
     <w:name w:val="Colorful Grid Accent 3"/>
-    <w:basedOn w:val="a3"/>
+    <w:basedOn w:val="TableNormal"/>
     <w:uiPriority w:val="73"/>
     <w:rsid w:val="00CB0664"/>
     <w:pPr>
@@ -17716,9 +17386,9 @@
       </w:tcPr>
     </w:tblStylePr>
   </w:style>
-  <w:style w:type="table" w:styleId="-45">
+  <w:style w:type="table" w:styleId="ColorfulGrid-Accent4">
     <w:name w:val="Colorful Grid Accent 4"/>
-    <w:basedOn w:val="a3"/>
+    <w:basedOn w:val="TableNormal"/>
     <w:uiPriority w:val="73"/>
     <w:rsid w:val="00CB0664"/>
     <w:pPr>
@@ -17789,9 +17459,9 @@
       </w:tcPr>
     </w:tblStylePr>
   </w:style>
-  <w:style w:type="table" w:styleId="-55">
+  <w:style w:type="table" w:styleId="ColorfulGrid-Accent5">
     <w:name w:val="Colorful Grid Accent 5"/>
-    <w:basedOn w:val="a3"/>
+    <w:basedOn w:val="TableNormal"/>
     <w:uiPriority w:val="73"/>
     <w:rsid w:val="00CB0664"/>
     <w:pPr>
@@ -17862,9 +17532,9 @@
       </w:tcPr>
     </w:tblStylePr>
   </w:style>
-  <w:style w:type="table" w:styleId="-65">
+  <w:style w:type="table" w:styleId="ColorfulGrid-Accent6">
     <w:name w:val="Colorful Grid Accent 6"/>
-    <w:basedOn w:val="a3"/>
+    <w:basedOn w:val="TableNormal"/>
     <w:uiPriority w:val="73"/>
     <w:rsid w:val="00CB0664"/>
     <w:pPr>
